--- a/docs/aeroflux-final-paper.docx
+++ b/docs/aeroflux-final-paper.docx
@@ -185,7 +185,7 @@
       </w:r>
     </w:p>
     <w:bookmarkEnd w:id="9"/>
-    <w:bookmarkStart w:id="14" w:name="introduction"/>
+    <w:bookmarkStart w:id="15" w:name="introduction"/>
     <w:p>
       <w:pPr>
         <w:pStyle w:val="Heading1"/>
@@ -324,7 +324,7 @@
         <w:t xml:space="preserve">forecasting, simulation, data science, and AI-assisted analysis.</w:t>
       </w:r>
     </w:p>
-    <w:bookmarkStart w:id="10" w:name="problem-statement"/>
+    <w:bookmarkStart w:id="13" w:name="problem-statement"/>
     <w:p>
       <w:pPr>
         <w:pStyle w:val="Heading2"/>
@@ -333,726 +333,1143 @@
         <w:t xml:space="preserve">1.1 Problem Statement</w:t>
       </w:r>
     </w:p>
+    <w:bookmarkStart w:id="10" w:name="X365d72b8b52dc4ed766fb88d4ec525d91688ef5"/>
+    <w:p>
+      <w:pPr>
+        <w:pStyle w:val="Heading3"/>
+      </w:pPr>
+      <w:r>
+        <w:t xml:space="preserve">1.1.1 The Problem: Cascading Failure in Tightly-Coupled Systems</w:t>
+      </w:r>
+    </w:p>
     <w:p>
       <w:pPr>
         <w:pStyle w:val="FirstParagraph"/>
       </w:pPr>
       <w:r>
-        <w:rPr>
-          <w:i/>
-          <w:iCs/>
-        </w:rPr>
-        <w:t xml:space="preserve">TODO: problem statement.</w:t>
-      </w:r>
-    </w:p>
-    <w:bookmarkEnd w:id="10"/>
-    <w:bookmarkStart w:id="11" w:name="sec-contribution"/>
-    <w:p>
-      <w:pPr>
-        <w:pStyle w:val="Heading2"/>
-      </w:pPr>
-      <w:r>
-        <w:t xml:space="preserve">1.2 Contribution</w:t>
-      </w:r>
-    </w:p>
-    <w:p>
-      <w:pPr>
-        <w:pStyle w:val="FirstParagraph"/>
-      </w:pPr>
-      <w:r>
-        <w:rPr>
-          <w:i/>
-          <w:iCs/>
-        </w:rPr>
-        <w:t xml:space="preserve">TODO: contribution — the</w:t>
-      </w:r>
-      <w:r>
-        <w:rPr>
-          <w:i/>
-          <w:iCs/>
-        </w:rPr>
-        <w:t xml:space="preserve"> </w:t>
-      </w:r>
-      <w:r>
-        <w:rPr>
-          <w:i/>
-          <w:iCs/>
-        </w:rPr>
-        <w:t xml:space="preserve">“why should anyone care”</w:t>
-      </w:r>
-      <w:r>
-        <w:rPr>
-          <w:i/>
-          <w:iCs/>
-        </w:rPr>
-        <w:t xml:space="preserve"> </w:t>
-      </w:r>
-      <w:r>
-        <w:rPr>
-          <w:i/>
-          <w:iCs/>
-        </w:rPr>
-        <w:t xml:space="preserve">argument.</w:t>
-      </w:r>
-    </w:p>
-    <w:bookmarkEnd w:id="11"/>
-    <w:bookmarkStart w:id="12" w:name="scope"/>
-    <w:p>
-      <w:pPr>
-        <w:pStyle w:val="Heading2"/>
-      </w:pPr>
-      <w:r>
-        <w:t xml:space="preserve">1.3 Scope</w:t>
-      </w:r>
-    </w:p>
-    <w:p>
-      <w:pPr>
-        <w:pStyle w:val="FirstParagraph"/>
-      </w:pPr>
-      <w:r>
-        <w:t xml:space="preserve">The long-term vision for AeroFlux is ambitious and continues to evolve. This</w:t>
-      </w:r>
-      <w:r>
-        <w:t xml:space="preserve"> </w:t>
-      </w:r>
-      <w:r>
-        <w:t xml:space="preserve">project focuses on building a scalable, modular, configurable, portable, and</w:t>
-      </w:r>
-      <w:r>
-        <w:t xml:space="preserve"> </w:t>
-      </w:r>
-      <w:r>
-        <w:t xml:space="preserve">decoupled big-data platform that can ingest, fuse, process, and analyze aviation</w:t>
-      </w:r>
-      <w:r>
-        <w:t xml:space="preserve"> </w:t>
-      </w:r>
-      <w:r>
-        <w:t xml:space="preserve">and weather data in real time, establishing the technical foundation for future</w:t>
-      </w:r>
-      <w:r>
-        <w:t xml:space="preserve"> </w:t>
-      </w:r>
-      <w:r>
-        <w:t xml:space="preserve">AeroFlux capabilities. Flight-delay prediction serves as the primary use case,</w:t>
-      </w:r>
-      <w:r>
-        <w:t xml:space="preserve"> </w:t>
-      </w:r>
-      <w:r>
-        <w:t xml:space="preserve">but the architecture is designed to support additional applications, including</w:t>
-      </w:r>
-      <w:r>
-        <w:t xml:space="preserve"> </w:t>
-      </w:r>
-      <w:r>
-        <w:t xml:space="preserve">congestion analysis, delay-propagation modeling, operational monitoring,</w:t>
-      </w:r>
-      <w:r>
-        <w:t xml:space="preserve"> </w:t>
-      </w:r>
-      <w:r>
-        <w:t xml:space="preserve">decision support, and agentic AI. Stage 1 established a historical</w:t>
-      </w:r>
-      <w:r>
-        <w:t xml:space="preserve"> </w:t>
-      </w:r>
-      <w:r>
-        <w:t xml:space="preserve">machine-learning pipeline and interactive prototype</w:t>
-      </w:r>
-      <w:r>
-        <w:t xml:space="preserve"> </w:t>
-      </w:r>
-      <w:r>
-        <w:t xml:space="preserve">(Wilson et al., 2026)</w:t>
-      </w:r>
-      <w:r>
-        <w:t xml:space="preserve">;</w:t>
-      </w:r>
-      <w:r>
-        <w:t xml:space="preserve"> </w:t>
-      </w:r>
-      <w:r>
-        <w:t xml:space="preserve">this work extends that with a live data platform, baseline-vs-advanced model</w:t>
-      </w:r>
-      <w:r>
-        <w:t xml:space="preserve"> </w:t>
-      </w:r>
-      <w:r>
-        <w:t xml:space="preserve">comparison, cloud deployment, live-prediction evaluation, and an explainable</w:t>
-      </w:r>
-      <w:r>
-        <w:t xml:space="preserve"> </w:t>
-      </w:r>
-      <w:r>
-        <w:t xml:space="preserve">analyst agent prototype.</w:t>
-      </w:r>
-    </w:p>
-    <w:bookmarkEnd w:id="12"/>
-    <w:bookmarkStart w:id="13" w:name="technical-challenges"/>
-    <w:p>
-      <w:pPr>
-        <w:pStyle w:val="Heading2"/>
-      </w:pPr>
-      <w:r>
-        <w:t xml:space="preserve">1.4 Technical Challenges</w:t>
-      </w:r>
-    </w:p>
-    <w:p>
-      <w:pPr>
-        <w:pStyle w:val="FirstParagraph"/>
-      </w:pPr>
-      <w:r>
-        <w:t xml:space="preserve">Building this platform requires solving several non-trivial problems:</w:t>
-      </w:r>
-      <w:r>
-        <w:t xml:space="preserve"> </w:t>
-      </w:r>
-      <w:r>
-        <w:t xml:space="preserve">(1) ingesting heterogeneous, error-prone streaming sources (FAA SWIM XML, ADS-B,</w:t>
-      </w:r>
-      <w:r>
-        <w:t xml:space="preserve"> </w:t>
-      </w:r>
-      <w:r>
-        <w:t xml:space="preserve">weather) without data loss; (2)</w:t>
-      </w:r>
-      <w:r>
-        <w:t xml:space="preserve"> </w:t>
-      </w:r>
-      <w:r>
-        <w:rPr>
-          <w:i/>
-          <w:iCs/>
-        </w:rPr>
-        <w:t xml:space="preserve">entity resolution</w:t>
-      </w:r>
-      <w:r>
-        <w:t xml:space="preserve"> </w:t>
-      </w:r>
-      <w:r>
-        <w:t xml:space="preserve">across systems that share no</w:t>
-      </w:r>
-      <w:r>
-        <w:t xml:space="preserve"> </w:t>
-      </w:r>
-      <w:r>
-        <w:t xml:space="preserve">universal key — for example, the aircraft tail number is not published in SWIM</w:t>
-      </w:r>
-      <w:r>
-        <w:t xml:space="preserve"> </w:t>
-      </w:r>
-      <w:r>
-        <w:t xml:space="preserve">flight data and must be recovered from ADS-B, which itself has limited coverage;</w:t>
-      </w:r>
-      <w:r>
-        <w:t xml:space="preserve"> </w:t>
-      </w:r>
-      <w:r>
-        <w:t xml:space="preserve">(3) unstable identifiers, since a flight’s</w:t>
-      </w:r>
-      <w:r>
-        <w:t xml:space="preserve"> </w:t>
-      </w:r>
-      <w:r>
-        <w:rPr>
-          <w:rStyle w:val="VerbatimChar"/>
-        </w:rPr>
-        <w:t xml:space="preserve">flight_ref</w:t>
-      </w:r>
-      <w:r>
-        <w:t xml:space="preserve"> </w:t>
-      </w:r>
-      <w:r>
-        <w:t xml:space="preserve">changes on plan amendment</w:t>
-      </w:r>
-      <w:r>
-        <w:t xml:space="preserve"> </w:t>
-      </w:r>
-      <w:r>
-        <w:t xml:space="preserve">while its Globally Unique Flight Identifier (GUFI) remains stable; (4)</w:t>
-      </w:r>
-      <w:r>
-        <w:t xml:space="preserve"> </w:t>
-      </w:r>
-      <w:r>
-        <w:t xml:space="preserve">train/serve skew, because historical labels (Bureau of Transportation</w:t>
-      </w:r>
-      <w:r>
-        <w:t xml:space="preserve"> </w:t>
-      </w:r>
-      <w:r>
-        <w:t xml:space="preserve">Statistics) and live features are measured differently; and (5) delivering all</w:t>
-      </w:r>
-      <w:r>
-        <w:t xml:space="preserve"> </w:t>
-      </w:r>
-      <w:r>
-        <w:t xml:space="preserve">of this at demo quality on a portable, low-cost footprint.</w:t>
-      </w:r>
-    </w:p>
-    <w:bookmarkEnd w:id="13"/>
-    <w:bookmarkEnd w:id="14"/>
-    <w:bookmarkStart w:id="15" w:name="related-work"/>
-    <w:p>
-      <w:pPr>
-        <w:pStyle w:val="Heading1"/>
-      </w:pPr>
-      <w:r>
-        <w:t xml:space="preserve">2. Related Work</w:t>
-      </w:r>
-    </w:p>
-    <w:p>
-      <w:pPr>
-        <w:pStyle w:val="FirstParagraph"/>
-      </w:pPr>
+        <w:t xml:space="preserve">A</w:t>
+      </w:r>
+      <w:r>
+        <w:t xml:space="preserve"> </w:t>
+      </w:r>
       <w:r>
         <w:rPr>
           <w:b/>
           <w:bCs/>
         </w:rPr>
-        <w:t xml:space="preserve">Machine-learning delay prediction.</w:t>
-      </w:r>
-      <w:r>
-        <w:t xml:space="preserve"> </w:t>
-      </w:r>
-      <w:r>
-        <w:t xml:space="preserve">Prior work frames delay prediction as</w:t>
-      </w:r>
-      <w:r>
-        <w:t xml:space="preserve"> </w:t>
-      </w:r>
-      <w:r>
-        <w:t xml:space="preserve">supervised classification or regression over historical records. The review by</w:t>
-      </w:r>
-      <w:r>
-        <w:t xml:space="preserve"> </w:t>
-      </w:r>
-      <w:r>
-        <w:t xml:space="preserve">Sternberg et al. (2017)</w:t>
-      </w:r>
-      <w:r>
-        <w:t xml:space="preserve"> </w:t>
-      </w:r>
-      <w:r>
-        <w:t xml:space="preserve">describes the major approaches used for flight-delay</w:t>
-      </w:r>
-      <w:r>
-        <w:t xml:space="preserve"> </w:t>
-      </w:r>
-      <w:r>
-        <w:t xml:space="preserve">prediction, while more recent work continues to evaluate machine-learning</w:t>
-      </w:r>
-      <w:r>
-        <w:t xml:space="preserve"> </w:t>
-      </w:r>
-      <w:r>
-        <w:t xml:space="preserve">algorithms and class-imbalance handling</w:t>
-      </w:r>
-      <w:r>
-        <w:t xml:space="preserve"> </w:t>
-      </w:r>
-      <w:r>
-        <w:t xml:space="preserve">(AlBassam &amp; AlShahrani, 2025)</w:t>
-      </w:r>
-      <w:r>
-        <w:t xml:space="preserve">. These approaches</w:t>
-      </w:r>
-      <w:r>
-        <w:t xml:space="preserve"> </w:t>
-      </w:r>
-      <w:r>
-        <w:t xml:space="preserve">can achieve strong predictive performance on curated historical datasets.</w:t>
-      </w:r>
-      <w:r>
-        <w:t xml:space="preserve"> </w:t>
-      </w:r>
-      <w:r>
-        <w:t xml:space="preserve">However, when used in isolation, they may remain largely retrospective, rely on a</w:t>
-      </w:r>
-      <w:r>
-        <w:t xml:space="preserve"> </w:t>
-      </w:r>
-      <w:r>
-        <w:t xml:space="preserve">limited set of data sources, and model flights as independent observations. These</w:t>
-      </w:r>
-      <w:r>
-        <w:t xml:space="preserve"> </w:t>
-      </w:r>
-      <w:r>
-        <w:t xml:space="preserve">assumptions can restrict their ability to capture the temporal, spatial, and</w:t>
-      </w:r>
-      <w:r>
-        <w:t xml:space="preserve"> </w:t>
-      </w:r>
-      <w:r>
-        <w:t xml:space="preserve">operational dependencies through which delays propagate across the aviation</w:t>
-      </w:r>
-      <w:r>
-        <w:t xml:space="preserve"> </w:t>
-      </w:r>
-      <w:r>
-        <w:t xml:space="preserve">network.</w:t>
-      </w:r>
-    </w:p>
-    <w:p>
-      <w:pPr>
-        <w:pStyle w:val="BodyText"/>
-      </w:pPr>
+        <w:t xml:space="preserve">flight delay</w:t>
+      </w:r>
+      <w:r>
+        <w:t xml:space="preserve"> </w:t>
+      </w:r>
+      <w:r>
+        <w:t xml:space="preserve">— an arrival later than scheduled, conventionally by 15 or</w:t>
+      </w:r>
+      <w:r>
+        <w:t xml:space="preserve"> </w:t>
+      </w:r>
+      <w:r>
+        <w:t xml:space="preserve">more minutes — is rarely an isolated event. Aircraft fly sequential legs, so a</w:t>
+      </w:r>
+      <w:r>
+        <w:t xml:space="preserve"> </w:t>
+      </w:r>
+      <w:r>
+        <w:t xml:space="preserve">late inbound flight delays its own next departure (</w:t>
+      </w:r>
       <w:r>
         <w:rPr>
           <w:b/>
           <w:bCs/>
         </w:rPr>
-        <w:t xml:space="preserve">Delay-propagation modeling.</w:t>
-      </w:r>
-      <w:r>
-        <w:t xml:space="preserve"> </w:t>
-      </w:r>
-      <w:r>
-        <w:t xml:space="preserve">A separate literature models how delays ripple</w:t>
-      </w:r>
-      <w:r>
-        <w:t xml:space="preserve"> </w:t>
-      </w:r>
-      <w:r>
-        <w:t xml:space="preserve">through airline schedules.</w:t>
-      </w:r>
-      <w:r>
-        <w:t xml:space="preserve"> </w:t>
-      </w:r>
-      <w:r>
-        <w:t xml:space="preserve">Beatty et al. (1999)</w:t>
-      </w:r>
-      <w:r>
-        <w:t xml:space="preserve"> </w:t>
-      </w:r>
-      <w:r>
-        <w:t xml:space="preserve">introduced an early method for</w:t>
-      </w:r>
-      <w:r>
-        <w:t xml:space="preserve"> </w:t>
-      </w:r>
-      <w:r>
-        <w:t xml:space="preserve">evaluating delay propagation through an airline schedule,</w:t>
-      </w:r>
-      <w:r>
-        <w:t xml:space="preserve"> </w:t>
-      </w:r>
-      <w:r>
-        <w:t xml:space="preserve">Wong &amp; Tsai (2012)</w:t>
-      </w:r>
-      <w:r>
-        <w:t xml:space="preserve"> </w:t>
-      </w:r>
-      <w:r>
-        <w:t xml:space="preserve">applied a survival model, and</w:t>
-      </w:r>
-      <w:r>
-        <w:t xml:space="preserve"> </w:t>
-      </w:r>
-      <w:r>
-        <w:t xml:space="preserve">Kafle &amp; Zou (2016)</w:t>
-      </w:r>
-      <w:r>
-        <w:t xml:space="preserve"> </w:t>
-      </w:r>
-      <w:r>
-        <w:t xml:space="preserve">proposed an</w:t>
-      </w:r>
-      <w:r>
-        <w:t xml:space="preserve"> </w:t>
-      </w:r>
-      <w:r>
-        <w:t xml:space="preserve">analytical-econometric approach. These methods capture important propagation</w:t>
-      </w:r>
-      <w:r>
-        <w:t xml:space="preserve"> </w:t>
-      </w:r>
-      <w:r>
-        <w:t xml:space="preserve">mechanisms but are generally offline and disconnected from real-time streaming</w:t>
-      </w:r>
-      <w:r>
-        <w:t xml:space="preserve"> </w:t>
-      </w:r>
-      <w:r>
-        <w:t xml:space="preserve">prediction.</w:t>
-      </w:r>
-      <w:r>
-        <w:t xml:space="preserve"> </w:t>
-      </w:r>
-      <w:r>
-        <w:t xml:space="preserve">Belcastro et al. (2016)</w:t>
-      </w:r>
-      <w:r>
-        <w:t xml:space="preserve"> </w:t>
-      </w:r>
-      <w:r>
-        <w:t xml:space="preserve">demonstrated scalable data mining for</w:t>
-      </w:r>
-      <w:r>
-        <w:t xml:space="preserve"> </w:t>
-      </w:r>
-      <w:r>
-        <w:t xml:space="preserve">flight-delay prediction, establishing the value of big-data tooling while leaving</w:t>
-      </w:r>
-      <w:r>
-        <w:t xml:space="preserve"> </w:t>
-      </w:r>
-      <w:r>
-        <w:t xml:space="preserve">room for tighter integration with real-time data fusion.</w:t>
-      </w:r>
-    </w:p>
-    <w:p>
-      <w:pPr>
-        <w:pStyle w:val="BodyText"/>
-      </w:pPr>
+        <w:t xml:space="preserve">rotational propagation</w:t>
+      </w:r>
+      <w:r>
+        <w:t xml:space="preserve">);</w:t>
+      </w:r>
+      <w:r>
+        <w:t xml:space="preserve"> </w:t>
+      </w:r>
+      <w:r>
+        <w:t xml:space="preserve">airports have finite runway and gate capacity, so congestion at one flight’s</w:t>
+      </w:r>
+      <w:r>
+        <w:t xml:space="preserve"> </w:t>
+      </w:r>
+      <w:r>
+        <w:t xml:space="preserve">origin ripples to every flight sharing that resource (</w:t>
+      </w:r>
       <w:r>
         <w:rPr>
           <w:b/>
           <w:bCs/>
         </w:rPr>
-        <w:t xml:space="preserve">Operational data fusion.</w:t>
-      </w:r>
-      <w:r>
-        <w:t xml:space="preserve"> </w:t>
-      </w:r>
-      <w:r>
-        <w:t xml:space="preserve">The state of the art in operational systems</w:t>
-      </w:r>
-      <w:r>
-        <w:t xml:space="preserve"> </w:t>
-      </w:r>
-      <w:r>
-        <w:t xml:space="preserve">includes NASA’s Airspace Technology Demonstration 2 (ATD-2)</w:t>
-      </w:r>
-      <w:r>
-        <w:t xml:space="preserve"> </w:t>
-      </w:r>
-      <w:r>
-        <w:rPr>
-          <w:i/>
-          <w:iCs/>
-        </w:rPr>
-        <w:t xml:space="preserve">Fuser</w:t>
-      </w:r>
-      <w:r>
-        <w:t xml:space="preserve">, which fuses</w:t>
-      </w:r>
-      <w:r>
-        <w:t xml:space="preserve"> </w:t>
-      </w:r>
-      <w:r>
-        <w:t xml:space="preserve">multiple aviation data sources into a unified flight record</w:t>
-      </w:r>
-      <w:r>
-        <w:t xml:space="preserve"> </w:t>
-      </w:r>
-      <w:r>
-        <w:t xml:space="preserve">(National Aeronautics and Space Administration, 2021)</w:t>
-      </w:r>
-      <w:r>
-        <w:t xml:space="preserve">. Its strength is production-grade fused operational data;</w:t>
-      </w:r>
-      <w:r>
-        <w:t xml:space="preserve"> </w:t>
-      </w:r>
-      <w:r>
-        <w:t xml:space="preserve">its limitation for this project is that it is not designed as a lightweight,</w:t>
-      </w:r>
-      <w:r>
-        <w:t xml:space="preserve"> </w:t>
-      </w:r>
-      <w:r>
-        <w:t xml:space="preserve">open, extensible ML/AI experimentation platform. This project leverages some of</w:t>
-      </w:r>
-      <w:r>
-        <w:t xml:space="preserve"> </w:t>
-      </w:r>
-      <w:r>
-        <w:t xml:space="preserve">the high-level concepts used in ATD-2 to create its own fuser.</w:t>
-      </w:r>
-    </w:p>
-    <w:p>
-      <w:pPr>
-        <w:pStyle w:val="BodyText"/>
-      </w:pPr>
+        <w:t xml:space="preserve">queue propagation</w:t>
+      </w:r>
+      <w:r>
+        <w:t xml:space="preserve">).</w:t>
+      </w:r>
+      <w:r>
+        <w:t xml:space="preserve"> </w:t>
+      </w:r>
+      <w:r>
+        <w:t xml:space="preserve">Through these mechanisms, a single local disturbance becomes a network-wide</w:t>
+      </w:r>
+      <w:r>
+        <w:t xml:space="preserve"> </w:t>
+      </w:r>
+      <w:r>
+        <w:t xml:space="preserve">disruption. This is</w:t>
+      </w:r>
+      <w:r>
+        <w:t xml:space="preserve"> </w:t>
+      </w:r>
       <w:r>
         <w:rPr>
           <w:b/>
           <w:bCs/>
         </w:rPr>
-        <w:t xml:space="preserve">Emerging aviation intelligence systems.</w:t>
-      </w:r>
-      <w:r>
-        <w:t xml:space="preserve"> </w:t>
-      </w:r>
-      <w:r>
-        <w:t xml:space="preserve">Recent operational systems show that</w:t>
-      </w:r>
-      <w:r>
-        <w:t xml:space="preserve"> </w:t>
-      </w:r>
-      <w:r>
-        <w:t xml:space="preserve">the field is moving beyond static delay prediction toward real-time prediction,</w:t>
-      </w:r>
-      <w:r>
-        <w:t xml:space="preserve"> </w:t>
-      </w:r>
-      <w:r>
-        <w:t xml:space="preserve">simulation, and decision support. FlightAware Foresight represents production</w:t>
-      </w:r>
-      <w:r>
-        <w:t xml:space="preserve"> </w:t>
-      </w:r>
-      <w:r>
-        <w:t xml:space="preserve">ML-driven predictive flight tracking, including arrival-time, taxi-out, and</w:t>
-      </w:r>
-      <w:r>
-        <w:t xml:space="preserve"> </w:t>
-      </w:r>
-      <w:r>
-        <w:t xml:space="preserve">runway predictions</w:t>
-      </w:r>
-      <w:r>
-        <w:t xml:space="preserve"> </w:t>
-      </w:r>
-      <w:r>
-        <w:t xml:space="preserve">(FlightAware, {n.d.})</w:t>
-      </w:r>
-      <w:r>
-        <w:t xml:space="preserve">. NASA’s NAS Digital Twin and Project</w:t>
-      </w:r>
-      <w:r>
-        <w:t xml:space="preserve"> </w:t>
-      </w:r>
-      <w:r>
-        <w:t xml:space="preserve">Bluebird extend this direction toward replayable and probabilistic simulation</w:t>
-      </w:r>
-      <w:r>
-        <w:t xml:space="preserve"> </w:t>
-      </w:r>
-      <w:r>
-        <w:t xml:space="preserve">environments for live or historical airspace operations and AI-agent evaluation</w:t>
-      </w:r>
-      <w:r>
-        <w:t xml:space="preserve"> </w:t>
-      </w:r>
-      <w:r>
-        <w:t xml:space="preserve">(Lauderdale et al., 2024; Pepper et al., 2026)</w:t>
-      </w:r>
-      <w:r>
-        <w:t xml:space="preserve">. Commercial</w:t>
-      </w:r>
-      <w:r>
-        <w:t xml:space="preserve"> </w:t>
-      </w:r>
-      <w:r>
-        <w:t xml:space="preserve">platforms such as Airspace Intelligence PRESCIENCE, Lufthansa Systems</w:t>
-      </w:r>
-      <w:r>
-        <w:t xml:space="preserve"> </w:t>
-      </w:r>
-      <w:r>
-        <w:t xml:space="preserve">NetLine/Ops++ aiOCC, and Amadeus Flight Operations Control show the market moving</w:t>
-      </w:r>
-      <w:r>
-        <w:t xml:space="preserve"> </w:t>
-      </w:r>
-      <w:r>
-        <w:t xml:space="preserve">toward 4D operating-domain twins, AI-assisted operations control, disruption</w:t>
-      </w:r>
-      <w:r>
-        <w:t xml:space="preserve"> </w:t>
-      </w:r>
-      <w:r>
-        <w:t xml:space="preserve">recovery, and resource-aware decision support</w:t>
-      </w:r>
-      <w:r>
-        <w:t xml:space="preserve"> </w:t>
-      </w:r>
-      <w:r>
-        <w:t xml:space="preserve">(Airspace Intelligence, {n.d.}; Amadeus, {n.d.}; Lufthansa Systems, 2025)</w:t>
-      </w:r>
-      <w:r>
-        <w:t xml:space="preserve">. Recent</w:t>
-      </w:r>
-      <w:r>
-        <w:t xml:space="preserve"> </w:t>
-      </w:r>
-      <w:r>
-        <w:t xml:space="preserve">prototypes such as FlightSense further combine rotation-chain features, real-time</w:t>
-      </w:r>
-      <w:r>
-        <w:t xml:space="preserve"> </w:t>
-      </w:r>
-      <w:r>
-        <w:t xml:space="preserve">MLOps, and conversational/agentic interfaces for delay prediction</w:t>
-      </w:r>
-      <w:r>
-        <w:t xml:space="preserve"> </w:t>
-      </w:r>
-      <w:r>
-        <w:t xml:space="preserve">(Shelke et al., 2026)</w:t>
-      </w:r>
-      <w:r>
-        <w:t xml:space="preserve">, while the FAA AI safety roadmap highlights the need for</w:t>
-      </w:r>
-      <w:r>
-        <w:t xml:space="preserve"> </w:t>
-      </w:r>
-      <w:r>
-        <w:t xml:space="preserve">assurance, incremental deployment, and aviation-specific safety methods when</w:t>
-      </w:r>
-      <w:r>
-        <w:t xml:space="preserve"> </w:t>
-      </w:r>
-      <w:r>
-        <w:t xml:space="preserve">adding AI to operational contexts</w:t>
-      </w:r>
-      <w:r>
-        <w:t xml:space="preserve"> </w:t>
-      </w:r>
-      <w:r>
-        <w:t xml:space="preserve">(Federal Aviation Administration, 2024a)</w:t>
-      </w:r>
-      <w:r>
-        <w:t xml:space="preserve">. Together, these efforts</w:t>
-      </w:r>
-      <w:r>
-        <w:t xml:space="preserve"> </w:t>
-      </w:r>
-      <w:r>
-        <w:t xml:space="preserve">motivate AeroFlux as a lightweight, SWIM-native experimentation platform that</w:t>
-      </w:r>
-      <w:r>
-        <w:t xml:space="preserve"> </w:t>
-      </w:r>
-      <w:r>
-        <w:t xml:space="preserve">connects real-time data fusion, propagation-aware ML, replay, and</w:t>
-      </w:r>
-      <w:r>
-        <w:t xml:space="preserve"> </w:t>
-      </w:r>
-      <w:r>
-        <w:t xml:space="preserve">explainable/agentic analysis rather than treating delay prediction as a</w:t>
-      </w:r>
-      <w:r>
-        <w:t xml:space="preserve"> </w:t>
-      </w:r>
-      <w:r>
-        <w:t xml:space="preserve">standalone model.</w:t>
+        <w:t xml:space="preserve">delay propagation</w:t>
+      </w:r>
+      <w:r>
+        <w:t xml:space="preserve">, and it matters operationally because</w:t>
+      </w:r>
+      <w:r>
+        <w:t xml:space="preserve"> </w:t>
+      </w:r>
+      <w:r>
+        <w:t xml:space="preserve">the window to act on a disruption closes as it spreads — by the time a cascade</w:t>
+      </w:r>
+      <w:r>
+        <w:t xml:space="preserve"> </w:t>
+      </w:r>
+      <w:r>
+        <w:t xml:space="preserve">is visible in aggregate, the cheapest interventions are already gone.</w:t>
       </w:r>
     </w:p>
     <w:p>
       <w:pPr>
         <w:pStyle w:val="BodyText"/>
       </w:pPr>
+      <w:r>
+        <w:t xml:space="preserve">Compounding this, live operational data arrives as</w:t>
+      </w:r>
+      <w:r>
+        <w:t xml:space="preserve"> </w:t>
+      </w:r>
       <w:r>
         <w:rPr>
           <w:b/>
           <w:bCs/>
         </w:rPr>
+        <w:t xml:space="preserve">heterogeneous, imperfect</w:t>
+      </w:r>
+      <w:r>
+        <w:rPr>
+          <w:b/>
+          <w:bCs/>
+        </w:rPr>
+        <w:t xml:space="preserve"> </w:t>
+      </w:r>
+      <w:r>
+        <w:rPr>
+          <w:b/>
+          <w:bCs/>
+        </w:rPr>
+        <w:t xml:space="preserve">streams</w:t>
+      </w:r>
+      <w:r>
+        <w:t xml:space="preserve"> </w:t>
+      </w:r>
+      <w:r>
+        <w:t xml:space="preserve">— FAA SWIM flight messages, ADS-B aircraft positions, weather</w:t>
+      </w:r>
+      <w:r>
+        <w:t xml:space="preserve"> </w:t>
+      </w:r>
+      <w:r>
+        <w:t xml:space="preserve">observations — that share no universal key and are measured differently from the</w:t>
+      </w:r>
+      <w:r>
+        <w:t xml:space="preserve"> </w:t>
+      </w:r>
+      <w:r>
+        <w:t xml:space="preserve">historical records used to train models (</w:t>
+      </w:r>
+      <w:r>
+        <w:rPr>
+          <w:b/>
+          <w:bCs/>
+        </w:rPr>
+        <w:t xml:space="preserve">distribution shift</w:t>
+      </w:r>
+      <w:r>
+        <w:t xml:space="preserve">). Fusing these</w:t>
+      </w:r>
+      <w:r>
+        <w:t xml:space="preserve"> </w:t>
+      </w:r>
+      <w:r>
+        <w:t xml:space="preserve">into a single, queryable operational view requires backward-looking temporal</w:t>
+      </w:r>
+      <w:r>
+        <w:t xml:space="preserve"> </w:t>
+      </w:r>
+      <w:r>
+        <w:t xml:space="preserve">joins, UTC normalization, spatial matching, and entity resolution across systems</w:t>
+      </w:r>
+      <w:r>
+        <w:t xml:space="preserve"> </w:t>
+      </w:r>
+      <w:r>
+        <w:t xml:space="preserve">that don’t agree on identity. This is the same class of real-time,</w:t>
+      </w:r>
+      <w:r>
+        <w:t xml:space="preserve"> </w:t>
+      </w:r>
+      <w:r>
+        <w:t xml:space="preserve">multi-sensor data-fusion problem now central to edge AI, autonomy, and robotics:</w:t>
+      </w:r>
+      <w:r>
+        <w:t xml:space="preserve"> </w:t>
+      </w:r>
+      <w:r>
+        <w:t xml:space="preserve">large, fast, noisy signals that must be fused and reasoned over in real time.</w:t>
+      </w:r>
+    </w:p>
+    <w:bookmarkEnd w:id="10"/>
+    <w:bookmarkStart w:id="11" w:name="contribution"/>
+    <w:p>
+      <w:pPr>
+        <w:pStyle w:val="Heading3"/>
+      </w:pPr>
+      <w:r>
+        <w:t xml:space="preserve">1.1.2 Contribution</w:t>
+      </w:r>
+    </w:p>
+    <w:p>
+      <w:pPr>
+        <w:pStyle w:val="FirstParagraph"/>
+      </w:pPr>
+      <w:r>
+        <w:t xml:space="preserve">Complex systems fail when disruptions propagate faster than their defenses can</w:t>
+      </w:r>
+      <w:r>
+        <w:t xml:space="preserve"> </w:t>
+      </w:r>
+      <w:r>
+        <w:t xml:space="preserve">adapt. Reason’s Swiss Cheese model frames accidents as the momentary alignment</w:t>
+      </w:r>
+      <w:r>
+        <w:t xml:space="preserve"> </w:t>
+      </w:r>
+      <w:r>
+        <w:t xml:space="preserve">of holes across successive layers of defense — but the classic model is static.</w:t>
+      </w:r>
+      <w:r>
+        <w:t xml:space="preserve"> </w:t>
+      </w:r>
+      <w:r>
+        <w:t xml:space="preserve">It names the holes; it does not show which are aligning, or how fast. In a</w:t>
+      </w:r>
+      <w:r>
+        <w:t xml:space="preserve"> </w:t>
+      </w:r>
+      <w:r>
+        <w:t xml:space="preserve">live, tightly-coupled system, the holes are</w:t>
+      </w:r>
+      <w:r>
+        <w:t xml:space="preserve"> </w:t>
+      </w:r>
+      <w:r>
+        <w:rPr>
+          <w:i/>
+          <w:iCs/>
+        </w:rPr>
+        <w:t xml:space="preserve">moving</w:t>
+      </w:r>
+      <w:r>
+        <w:t xml:space="preserve">.</w:t>
+      </w:r>
+    </w:p>
+    <w:p>
+      <w:pPr>
+        <w:pStyle w:val="BodyText"/>
+      </w:pPr>
+      <w:r>
+        <w:t xml:space="preserve">AeroFlux’s contribution is a</w:t>
+      </w:r>
+      <w:r>
+        <w:t xml:space="preserve"> </w:t>
+      </w:r>
+      <w:r>
+        <w:rPr>
+          <w:b/>
+          <w:bCs/>
+        </w:rPr>
+        <w:t xml:space="preserve">dynamic defensive layer</w:t>
+      </w:r>
+      <w:r>
+        <w:t xml:space="preserve">: one that fuses live</w:t>
+      </w:r>
+      <w:r>
+        <w:t xml:space="preserve"> </w:t>
+      </w:r>
+      <w:r>
+        <w:t xml:space="preserve">signals to see the holes forming, predicts their alignment, and gives operators</w:t>
+      </w:r>
+      <w:r>
+        <w:t xml:space="preserve"> </w:t>
+      </w:r>
+      <w:r>
+        <w:t xml:space="preserve">time to act. Concretely, this means (1) real-time fusion of heterogeneous</w:t>
+      </w:r>
+      <w:r>
+        <w:t xml:space="preserve"> </w:t>
+      </w:r>
+      <w:r>
+        <w:t xml:space="preserve">aviation and weather streams into a canonical, propagation-aware per-flight</w:t>
+      </w:r>
+      <w:r>
+        <w:t xml:space="preserve"> </w:t>
+      </w:r>
+      <w:r>
+        <w:t xml:space="preserve">state; (2) predictive modeling of emerging delay risk with the network context</w:t>
+      </w:r>
+      <w:r>
+        <w:t xml:space="preserve"> </w:t>
+      </w:r>
+      <w:r>
+        <w:t xml:space="preserve">(rotation, demand, weather) that drives propagation; and (3) an explainable</w:t>
+      </w:r>
+      <w:r>
+        <w:t xml:space="preserve"> </w:t>
+      </w:r>
+      <w:r>
+        <w:t xml:space="preserve">analyst layer that makes those predictions inspectable in natural language.</w:t>
+      </w:r>
+    </w:p>
+    <w:p>
+      <w:pPr>
+        <w:pStyle w:val="BodyText"/>
+      </w:pPr>
+      <w:r>
+        <w:t xml:space="preserve">We use the U.S. National Airspace System as a</w:t>
+      </w:r>
+      <w:r>
+        <w:t xml:space="preserve"> </w:t>
+      </w:r>
+      <w:r>
+        <w:rPr>
+          <w:b/>
+          <w:bCs/>
+        </w:rPr>
+        <w:t xml:space="preserve">proving ground</w:t>
+      </w:r>
+      <w:r>
+        <w:t xml:space="preserve">. Flight delay</w:t>
+      </w:r>
+      <w:r>
+        <w:t xml:space="preserve"> </w:t>
+      </w:r>
+      <w:r>
+        <w:t xml:space="preserve">was chosen deliberately — not because it is unsolved, but because it is</w:t>
+      </w:r>
+      <w:r>
+        <w:t xml:space="preserve"> </w:t>
+      </w:r>
+      <w:r>
+        <w:t xml:space="preserve">well-studied, has abundant public ground truth, and keeps prediction errors</w:t>
+      </w:r>
+      <w:r>
+        <w:t xml:space="preserve"> </w:t>
+      </w:r>
+      <w:r>
+        <w:t xml:space="preserve">low-stakes, giving rapid feedback for developing and validating methods. The</w:t>
+      </w:r>
+      <w:r>
+        <w:t xml:space="preserve"> </w:t>
+      </w:r>
+      <w:r>
+        <w:t xml:space="preserve">delay problem is the instance; the contribution is the</w:t>
+      </w:r>
+      <w:r>
+        <w:t xml:space="preserve"> </w:t>
+      </w:r>
+      <w:r>
+        <w:rPr>
+          <w:i/>
+          <w:iCs/>
+        </w:rPr>
+        <w:t xml:space="preserve">approach</w:t>
+      </w:r>
+      <w:r>
+        <w:t xml:space="preserve"> </w:t>
+      </w:r>
+      <w:r>
+        <w:t xml:space="preserve">— a</w:t>
+      </w:r>
+      <w:r>
+        <w:t xml:space="preserve"> </w:t>
+      </w:r>
+      <w:r>
+        <w:t xml:space="preserve">real-time, network-aware intelligence layer for anticipating cascading</w:t>
+      </w:r>
+      <w:r>
+        <w:t xml:space="preserve"> </w:t>
+      </w:r>
+      <w:r>
+        <w:t xml:space="preserve">consequences in tightly-coupled systems — which is designed to extend to other</w:t>
+      </w:r>
+      <w:r>
+        <w:t xml:space="preserve"> </w:t>
+      </w:r>
+      <w:r>
+        <w:t xml:space="preserve">safety-critical cyber-physical domains.</w:t>
+      </w:r>
+    </w:p>
+    <w:bookmarkEnd w:id="11"/>
+    <w:bookmarkStart w:id="12" w:name="scope-and-vision"/>
+    <w:p>
+      <w:pPr>
+        <w:pStyle w:val="Heading3"/>
+      </w:pPr>
+      <w:r>
+        <w:t xml:space="preserve">1.1.3 Scope and Vision</w:t>
+      </w:r>
+    </w:p>
+    <w:p>
+      <w:pPr>
+        <w:pStyle w:val="FirstParagraph"/>
+      </w:pPr>
+      <w:r>
+        <w:t xml:space="preserve">This stage focused primarily on building the</w:t>
+      </w:r>
+      <w:r>
+        <w:t xml:space="preserve"> </w:t>
+      </w:r>
+      <w:r>
+        <w:rPr>
+          <w:b/>
+          <w:bCs/>
+        </w:rPr>
+        <w:t xml:space="preserve">infrastructure</w:t>
+      </w:r>
+      <w:r>
+        <w:t xml:space="preserve"> </w:t>
+      </w:r>
+      <w:r>
+        <w:t xml:space="preserve">such a layer</w:t>
+      </w:r>
+      <w:r>
+        <w:t xml:space="preserve"> </w:t>
+      </w:r>
+      <w:r>
+        <w:t xml:space="preserve">requires: portable real-time ingestion and fusion, a train/serve-consistent</w:t>
+      </w:r>
+      <w:r>
+        <w:t xml:space="preserve"> </w:t>
+      </w:r>
+      <w:r>
+        <w:t xml:space="preserve">feature pipeline, cloud-backed serving, live evaluation, and an explainable</w:t>
+      </w:r>
+      <w:r>
+        <w:t xml:space="preserve"> </w:t>
+      </w:r>
+      <w:r>
+        <w:t xml:space="preserve">agent. It is foundation, not final form.</w:t>
+      </w:r>
+    </w:p>
+    <w:p>
+      <w:pPr>
+        <w:pStyle w:val="BodyText"/>
+      </w:pPr>
+      <w:r>
+        <w:t xml:space="preserve">The longer-term vision is cyber-physical situational awareness for complex</w:t>
+      </w:r>
+      <w:r>
+        <w:t xml:space="preserve"> </w:t>
+      </w:r>
+      <w:r>
+        <w:t xml:space="preserve">adaptive systems — emphasizing data fusion, propagation modeling, downstream-</w:t>
+      </w:r>
+      <w:r>
+        <w:t xml:space="preserve"> </w:t>
+      </w:r>
+      <w:r>
+        <w:t xml:space="preserve">effect reasoning, and decision intelligence. Natural next directions include</w:t>
+      </w:r>
+      <w:r>
+        <w:t xml:space="preserve"> </w:t>
+      </w:r>
+      <w:r>
+        <w:t xml:space="preserve">network-aware simulation, an operational digital twin of the airspace, and</w:t>
+      </w:r>
+      <w:r>
+        <w:t xml:space="preserve"> </w:t>
+      </w:r>
+      <w:r>
+        <w:t xml:space="preserve">agentic reasoning over fused state; further out, the same fusion-and-propagation</w:t>
+      </w:r>
+      <w:r>
+        <w:t xml:space="preserve"> </w:t>
+      </w:r>
+      <w:r>
+        <w:t xml:space="preserve">core could extend beyond aviation toward a multi-domain autonomy and</w:t>
+      </w:r>
+      <w:r>
+        <w:t xml:space="preserve"> </w:t>
+      </w:r>
+      <w:r>
+        <w:t xml:space="preserve">decision-support layer. We hold these directions as directions, not commitments —</w:t>
+      </w:r>
+      <w:r>
+        <w:t xml:space="preserve"> </w:t>
+      </w:r>
+      <w:r>
+        <w:t xml:space="preserve">broad, foundational work of this kind is most valuable when it leaves room for</w:t>
+      </w:r>
+      <w:r>
+        <w:t xml:space="preserve"> </w:t>
+      </w:r>
+      <w:r>
+        <w:t xml:space="preserve">the solution space to reveal where it should go next.</w:t>
+      </w:r>
+    </w:p>
+    <w:p>
+      <w:pPr>
+        <w:pStyle w:val="BodyText"/>
+      </w:pPr>
+      <w:r>
+        <w:rPr>
+          <w:b/>
+          <w:bCs/>
+        </w:rPr>
+        <w:t xml:space="preserve">Positioning.</w:t>
+      </w:r>
+      <w:r>
+        <w:t xml:space="preserve"> </w:t>
+      </w:r>
+      <w:r>
+        <w:t xml:space="preserve">AeroFlux is explicitly</w:t>
+      </w:r>
+      <w:r>
+        <w:t xml:space="preserve"> </w:t>
+      </w:r>
+      <w:r>
+        <w:rPr>
+          <w:i/>
+          <w:iCs/>
+        </w:rPr>
+        <w:t xml:space="preserve">not</w:t>
+      </w:r>
+      <w:r>
+        <w:t xml:space="preserve"> </w:t>
+      </w:r>
+      <w:r>
+        <w:t xml:space="preserve">a replacement for certified</w:t>
+      </w:r>
+      <w:r>
+        <w:t xml:space="preserve"> </w:t>
+      </w:r>
+      <w:r>
+        <w:t xml:space="preserve">collision-avoidance (ACAS/ATAS), air traffic control, or pilot tools. It is a</w:t>
+      </w:r>
+      <w:r>
+        <w:t xml:space="preserve"> </w:t>
+      </w:r>
+      <w:r>
+        <w:t xml:space="preserve">higher-level, pre-tactical</w:t>
+      </w:r>
+      <w:r>
+        <w:t xml:space="preserve"> </w:t>
+      </w:r>
+      <w:r>
+        <w:rPr>
+          <w:b/>
+          <w:bCs/>
+        </w:rPr>
+        <w:t xml:space="preserve">fusion, simulation, and decision-support layer</w:t>
+      </w:r>
+      <w:r>
+        <w:t xml:space="preserve"> </w:t>
+      </w:r>
+      <w:r>
+        <w:t xml:space="preserve">that complements them — turning operations from reactive to anticipatory rather</w:t>
+      </w:r>
+      <w:r>
+        <w:t xml:space="preserve"> </w:t>
+      </w:r>
+      <w:r>
+        <w:t xml:space="preserve">than intervening in the tactical safety loop.</w:t>
+      </w:r>
+    </w:p>
+    <w:bookmarkEnd w:id="12"/>
+    <w:bookmarkEnd w:id="13"/>
+    <w:bookmarkStart w:id="14" w:name="technical-challenges"/>
+    <w:p>
+      <w:pPr>
+        <w:pStyle w:val="Heading2"/>
+      </w:pPr>
+      <w:r>
+        <w:t xml:space="preserve">1.2 Technical Challenges</w:t>
+      </w:r>
+    </w:p>
+    <w:p>
+      <w:pPr>
+        <w:pStyle w:val="FirstParagraph"/>
+      </w:pPr>
+      <w:r>
+        <w:t xml:space="preserve">Building this platform requires solving several non-trivial problems:</w:t>
+      </w:r>
+      <w:r>
+        <w:t xml:space="preserve"> </w:t>
+      </w:r>
+      <w:r>
+        <w:t xml:space="preserve">(1) ingesting heterogeneous, error-prone streaming sources (FAA SWIM XML, ADS-B,</w:t>
+      </w:r>
+      <w:r>
+        <w:t xml:space="preserve"> </w:t>
+      </w:r>
+      <w:r>
+        <w:t xml:space="preserve">weather) without data loss; (2)</w:t>
+      </w:r>
+      <w:r>
+        <w:t xml:space="preserve"> </w:t>
+      </w:r>
+      <w:r>
+        <w:rPr>
+          <w:i/>
+          <w:iCs/>
+        </w:rPr>
+        <w:t xml:space="preserve">entity resolution</w:t>
+      </w:r>
+      <w:r>
+        <w:t xml:space="preserve"> </w:t>
+      </w:r>
+      <w:r>
+        <w:t xml:space="preserve">across systems that share no</w:t>
+      </w:r>
+      <w:r>
+        <w:t xml:space="preserve"> </w:t>
+      </w:r>
+      <w:r>
+        <w:t xml:space="preserve">universal key — for example, the aircraft tail number is not published in SWIM</w:t>
+      </w:r>
+      <w:r>
+        <w:t xml:space="preserve"> </w:t>
+      </w:r>
+      <w:r>
+        <w:t xml:space="preserve">flight data and must be recovered from ADS-B, which itself has limited coverage;</w:t>
+      </w:r>
+      <w:r>
+        <w:t xml:space="preserve"> </w:t>
+      </w:r>
+      <w:r>
+        <w:t xml:space="preserve">(3) unstable identifiers, since a flight’s</w:t>
+      </w:r>
+      <w:r>
+        <w:t xml:space="preserve"> </w:t>
+      </w:r>
+      <w:r>
+        <w:rPr>
+          <w:rStyle w:val="VerbatimChar"/>
+        </w:rPr>
+        <w:t xml:space="preserve">flight_ref</w:t>
+      </w:r>
+      <w:r>
+        <w:t xml:space="preserve"> </w:t>
+      </w:r>
+      <w:r>
+        <w:t xml:space="preserve">changes on plan amendment</w:t>
+      </w:r>
+      <w:r>
+        <w:t xml:space="preserve"> </w:t>
+      </w:r>
+      <w:r>
+        <w:t xml:space="preserve">while its Globally Unique Flight Identifier (GUFI) remains stable; (4)</w:t>
+      </w:r>
+      <w:r>
+        <w:t xml:space="preserve"> </w:t>
+      </w:r>
+      <w:r>
+        <w:t xml:space="preserve">train/serve skew, because historical labels (Bureau of Transportation</w:t>
+      </w:r>
+      <w:r>
+        <w:t xml:space="preserve"> </w:t>
+      </w:r>
+      <w:r>
+        <w:t xml:space="preserve">Statistics) and live features are measured differently; and (5) delivering all</w:t>
+      </w:r>
+      <w:r>
+        <w:t xml:space="preserve"> </w:t>
+      </w:r>
+      <w:r>
+        <w:t xml:space="preserve">of this at demo quality on a portable, low-cost footprint.</w:t>
+      </w:r>
+    </w:p>
+    <w:bookmarkEnd w:id="14"/>
+    <w:bookmarkEnd w:id="15"/>
+    <w:bookmarkStart w:id="16" w:name="related-work"/>
+    <w:p>
+      <w:pPr>
+        <w:pStyle w:val="Heading1"/>
+      </w:pPr>
+      <w:r>
+        <w:t xml:space="preserve">2. Related Work</w:t>
+      </w:r>
+    </w:p>
+    <w:p>
+      <w:pPr>
+        <w:pStyle w:val="FirstParagraph"/>
+      </w:pPr>
+      <w:r>
+        <w:rPr>
+          <w:b/>
+          <w:bCs/>
+        </w:rPr>
+        <w:t xml:space="preserve">Machine-learning delay prediction.</w:t>
+      </w:r>
+      <w:r>
+        <w:t xml:space="preserve"> </w:t>
+      </w:r>
+      <w:r>
+        <w:t xml:space="preserve">Prior work frames delay prediction as</w:t>
+      </w:r>
+      <w:r>
+        <w:t xml:space="preserve"> </w:t>
+      </w:r>
+      <w:r>
+        <w:t xml:space="preserve">supervised classification or regression over historical records. The review by</w:t>
+      </w:r>
+      <w:r>
+        <w:t xml:space="preserve"> </w:t>
+      </w:r>
+      <w:r>
+        <w:t xml:space="preserve">Sternberg et al. (2017)</w:t>
+      </w:r>
+      <w:r>
+        <w:t xml:space="preserve"> </w:t>
+      </w:r>
+      <w:r>
+        <w:t xml:space="preserve">describes the major approaches used for flight-delay</w:t>
+      </w:r>
+      <w:r>
+        <w:t xml:space="preserve"> </w:t>
+      </w:r>
+      <w:r>
+        <w:t xml:space="preserve">prediction, while more recent work continues to evaluate machine-learning</w:t>
+      </w:r>
+      <w:r>
+        <w:t xml:space="preserve"> </w:t>
+      </w:r>
+      <w:r>
+        <w:t xml:space="preserve">algorithms and class-imbalance handling</w:t>
+      </w:r>
+      <w:r>
+        <w:t xml:space="preserve"> </w:t>
+      </w:r>
+      <w:r>
+        <w:t xml:space="preserve">(AlBassam &amp; AlShahrani, 2025)</w:t>
+      </w:r>
+      <w:r>
+        <w:t xml:space="preserve">. These approaches</w:t>
+      </w:r>
+      <w:r>
+        <w:t xml:space="preserve"> </w:t>
+      </w:r>
+      <w:r>
+        <w:t xml:space="preserve">can achieve strong predictive performance on curated historical datasets.</w:t>
+      </w:r>
+      <w:r>
+        <w:t xml:space="preserve"> </w:t>
+      </w:r>
+      <w:r>
+        <w:t xml:space="preserve">However, when used in isolation, they may remain largely retrospective, rely on a</w:t>
+      </w:r>
+      <w:r>
+        <w:t xml:space="preserve"> </w:t>
+      </w:r>
+      <w:r>
+        <w:t xml:space="preserve">limited set of data sources, and model flights as independent observations. These</w:t>
+      </w:r>
+      <w:r>
+        <w:t xml:space="preserve"> </w:t>
+      </w:r>
+      <w:r>
+        <w:t xml:space="preserve">assumptions can restrict their ability to capture the temporal, spatial, and</w:t>
+      </w:r>
+      <w:r>
+        <w:t xml:space="preserve"> </w:t>
+      </w:r>
+      <w:r>
+        <w:t xml:space="preserve">operational dependencies through which delays propagate across the aviation</w:t>
+      </w:r>
+      <w:r>
+        <w:t xml:space="preserve"> </w:t>
+      </w:r>
+      <w:r>
+        <w:t xml:space="preserve">network.</w:t>
+      </w:r>
+    </w:p>
+    <w:p>
+      <w:pPr>
+        <w:pStyle w:val="BodyText"/>
+      </w:pPr>
+      <w:r>
+        <w:rPr>
+          <w:b/>
+          <w:bCs/>
+        </w:rPr>
+        <w:t xml:space="preserve">Delay-propagation modeling.</w:t>
+      </w:r>
+      <w:r>
+        <w:t xml:space="preserve"> </w:t>
+      </w:r>
+      <w:r>
+        <w:t xml:space="preserve">A separate literature models how delays ripple</w:t>
+      </w:r>
+      <w:r>
+        <w:t xml:space="preserve"> </w:t>
+      </w:r>
+      <w:r>
+        <w:t xml:space="preserve">through airline schedules.</w:t>
+      </w:r>
+      <w:r>
+        <w:t xml:space="preserve"> </w:t>
+      </w:r>
+      <w:r>
+        <w:t xml:space="preserve">Beatty et al. (1999)</w:t>
+      </w:r>
+      <w:r>
+        <w:t xml:space="preserve"> </w:t>
+      </w:r>
+      <w:r>
+        <w:t xml:space="preserve">introduced an early method for</w:t>
+      </w:r>
+      <w:r>
+        <w:t xml:space="preserve"> </w:t>
+      </w:r>
+      <w:r>
+        <w:t xml:space="preserve">evaluating delay propagation through an airline schedule,</w:t>
+      </w:r>
+      <w:r>
+        <w:t xml:space="preserve"> </w:t>
+      </w:r>
+      <w:r>
+        <w:t xml:space="preserve">Wong &amp; Tsai (2012)</w:t>
+      </w:r>
+      <w:r>
+        <w:t xml:space="preserve"> </w:t>
+      </w:r>
+      <w:r>
+        <w:t xml:space="preserve">applied a survival model, and</w:t>
+      </w:r>
+      <w:r>
+        <w:t xml:space="preserve"> </w:t>
+      </w:r>
+      <w:r>
+        <w:t xml:space="preserve">Kafle &amp; Zou (2016)</w:t>
+      </w:r>
+      <w:r>
+        <w:t xml:space="preserve"> </w:t>
+      </w:r>
+      <w:r>
+        <w:t xml:space="preserve">proposed an</w:t>
+      </w:r>
+      <w:r>
+        <w:t xml:space="preserve"> </w:t>
+      </w:r>
+      <w:r>
+        <w:t xml:space="preserve">analytical-econometric approach. These methods capture important propagation</w:t>
+      </w:r>
+      <w:r>
+        <w:t xml:space="preserve"> </w:t>
+      </w:r>
+      <w:r>
+        <w:t xml:space="preserve">mechanisms but are generally offline and disconnected from real-time streaming</w:t>
+      </w:r>
+      <w:r>
+        <w:t xml:space="preserve"> </w:t>
+      </w:r>
+      <w:r>
+        <w:t xml:space="preserve">prediction.</w:t>
+      </w:r>
+      <w:r>
+        <w:t xml:space="preserve"> </w:t>
+      </w:r>
+      <w:r>
+        <w:t xml:space="preserve">Belcastro et al. (2016)</w:t>
+      </w:r>
+      <w:r>
+        <w:t xml:space="preserve"> </w:t>
+      </w:r>
+      <w:r>
+        <w:t xml:space="preserve">demonstrated scalable data mining for</w:t>
+      </w:r>
+      <w:r>
+        <w:t xml:space="preserve"> </w:t>
+      </w:r>
+      <w:r>
+        <w:t xml:space="preserve">flight-delay prediction, establishing the value of big-data tooling while leaving</w:t>
+      </w:r>
+      <w:r>
+        <w:t xml:space="preserve"> </w:t>
+      </w:r>
+      <w:r>
+        <w:t xml:space="preserve">room for tighter integration with real-time data fusion.</w:t>
+      </w:r>
+    </w:p>
+    <w:p>
+      <w:pPr>
+        <w:pStyle w:val="BodyText"/>
+      </w:pPr>
+      <w:r>
+        <w:rPr>
+          <w:b/>
+          <w:bCs/>
+        </w:rPr>
+        <w:t xml:space="preserve">Operational data fusion.</w:t>
+      </w:r>
+      <w:r>
+        <w:t xml:space="preserve"> </w:t>
+      </w:r>
+      <w:r>
+        <w:t xml:space="preserve">The state of the art in operational systems</w:t>
+      </w:r>
+      <w:r>
+        <w:t xml:space="preserve"> </w:t>
+      </w:r>
+      <w:r>
+        <w:t xml:space="preserve">includes NASA’s Airspace Technology Demonstration 2 (ATD-2)</w:t>
+      </w:r>
+      <w:r>
+        <w:t xml:space="preserve"> </w:t>
+      </w:r>
+      <w:r>
+        <w:rPr>
+          <w:i/>
+          <w:iCs/>
+        </w:rPr>
+        <w:t xml:space="preserve">Fuser</w:t>
+      </w:r>
+      <w:r>
+        <w:t xml:space="preserve">, which fuses</w:t>
+      </w:r>
+      <w:r>
+        <w:t xml:space="preserve"> </w:t>
+      </w:r>
+      <w:r>
+        <w:t xml:space="preserve">multiple aviation data sources into a unified flight record</w:t>
+      </w:r>
+      <w:r>
+        <w:t xml:space="preserve"> </w:t>
+      </w:r>
+      <w:r>
+        <w:t xml:space="preserve">(National Aeronautics and Space Administration, 2021)</w:t>
+      </w:r>
+      <w:r>
+        <w:t xml:space="preserve">. Its strength is production-grade fused operational data;</w:t>
+      </w:r>
+      <w:r>
+        <w:t xml:space="preserve"> </w:t>
+      </w:r>
+      <w:r>
+        <w:t xml:space="preserve">its limitation for this project is that it is not designed as a lightweight,</w:t>
+      </w:r>
+      <w:r>
+        <w:t xml:space="preserve"> </w:t>
+      </w:r>
+      <w:r>
+        <w:t xml:space="preserve">open, extensible ML/AI experimentation platform. This project leverages some of</w:t>
+      </w:r>
+      <w:r>
+        <w:t xml:space="preserve"> </w:t>
+      </w:r>
+      <w:r>
+        <w:t xml:space="preserve">the high-level concepts used in ATD-2 to create its own fuser.</w:t>
+      </w:r>
+    </w:p>
+    <w:p>
+      <w:pPr>
+        <w:pStyle w:val="BodyText"/>
+      </w:pPr>
+      <w:r>
+        <w:rPr>
+          <w:b/>
+          <w:bCs/>
+        </w:rPr>
+        <w:t xml:space="preserve">Emerging aviation intelligence systems.</w:t>
+      </w:r>
+      <w:r>
+        <w:t xml:space="preserve"> </w:t>
+      </w:r>
+      <w:r>
+        <w:t xml:space="preserve">Recent operational systems show that</w:t>
+      </w:r>
+      <w:r>
+        <w:t xml:space="preserve"> </w:t>
+      </w:r>
+      <w:r>
+        <w:t xml:space="preserve">the field is moving beyond static delay prediction toward real-time prediction,</w:t>
+      </w:r>
+      <w:r>
+        <w:t xml:space="preserve"> </w:t>
+      </w:r>
+      <w:r>
+        <w:t xml:space="preserve">simulation, and decision support. FlightAware Foresight represents production</w:t>
+      </w:r>
+      <w:r>
+        <w:t xml:space="preserve"> </w:t>
+      </w:r>
+      <w:r>
+        <w:t xml:space="preserve">ML-driven predictive flight tracking, including arrival-time, taxi-out, and</w:t>
+      </w:r>
+      <w:r>
+        <w:t xml:space="preserve"> </w:t>
+      </w:r>
+      <w:r>
+        <w:t xml:space="preserve">runway predictions</w:t>
+      </w:r>
+      <w:r>
+        <w:t xml:space="preserve"> </w:t>
+      </w:r>
+      <w:r>
+        <w:t xml:space="preserve">(FlightAware, {n.d.})</w:t>
+      </w:r>
+      <w:r>
+        <w:t xml:space="preserve">. NASA’s NAS Digital Twin and Project</w:t>
+      </w:r>
+      <w:r>
+        <w:t xml:space="preserve"> </w:t>
+      </w:r>
+      <w:r>
+        <w:t xml:space="preserve">Bluebird extend this direction toward replayable and probabilistic simulation</w:t>
+      </w:r>
+      <w:r>
+        <w:t xml:space="preserve"> </w:t>
+      </w:r>
+      <w:r>
+        <w:t xml:space="preserve">environments for live or historical airspace operations and AI-agent evaluation</w:t>
+      </w:r>
+      <w:r>
+        <w:t xml:space="preserve"> </w:t>
+      </w:r>
+      <w:r>
+        <w:t xml:space="preserve">(Lauderdale et al., 2024; Pepper et al., 2026)</w:t>
+      </w:r>
+      <w:r>
+        <w:t xml:space="preserve">. Commercial</w:t>
+      </w:r>
+      <w:r>
+        <w:t xml:space="preserve"> </w:t>
+      </w:r>
+      <w:r>
+        <w:t xml:space="preserve">platforms such as Airspace Intelligence PRESCIENCE, Lufthansa Systems</w:t>
+      </w:r>
+      <w:r>
+        <w:t xml:space="preserve"> </w:t>
+      </w:r>
+      <w:r>
+        <w:t xml:space="preserve">NetLine/Ops++ aiOCC, and Amadeus Flight Operations Control show the market moving</w:t>
+      </w:r>
+      <w:r>
+        <w:t xml:space="preserve"> </w:t>
+      </w:r>
+      <w:r>
+        <w:t xml:space="preserve">toward 4D operating-domain twins, AI-assisted operations control, disruption</w:t>
+      </w:r>
+      <w:r>
+        <w:t xml:space="preserve"> </w:t>
+      </w:r>
+      <w:r>
+        <w:t xml:space="preserve">recovery, and resource-aware decision support</w:t>
+      </w:r>
+      <w:r>
+        <w:t xml:space="preserve"> </w:t>
+      </w:r>
+      <w:r>
+        <w:t xml:space="preserve">(Airspace Intelligence, {n.d.}; Amadeus, {n.d.}; Lufthansa Systems, 2025)</w:t>
+      </w:r>
+      <w:r>
+        <w:t xml:space="preserve">. Recent</w:t>
+      </w:r>
+      <w:r>
+        <w:t xml:space="preserve"> </w:t>
+      </w:r>
+      <w:r>
+        <w:t xml:space="preserve">prototypes such as FlightSense further combine rotation-chain features, real-time</w:t>
+      </w:r>
+      <w:r>
+        <w:t xml:space="preserve"> </w:t>
+      </w:r>
+      <w:r>
+        <w:t xml:space="preserve">MLOps, and conversational/agentic interfaces for delay prediction</w:t>
+      </w:r>
+      <w:r>
+        <w:t xml:space="preserve"> </w:t>
+      </w:r>
+      <w:r>
+        <w:t xml:space="preserve">(Shelke et al., 2026)</w:t>
+      </w:r>
+      <w:r>
+        <w:t xml:space="preserve">, while the FAA AI safety roadmap highlights the need for</w:t>
+      </w:r>
+      <w:r>
+        <w:t xml:space="preserve"> </w:t>
+      </w:r>
+      <w:r>
+        <w:t xml:space="preserve">assurance, incremental deployment, and aviation-specific safety methods when</w:t>
+      </w:r>
+      <w:r>
+        <w:t xml:space="preserve"> </w:t>
+      </w:r>
+      <w:r>
+        <w:t xml:space="preserve">adding AI to operational contexts</w:t>
+      </w:r>
+      <w:r>
+        <w:t xml:space="preserve"> </w:t>
+      </w:r>
+      <w:r>
+        <w:t xml:space="preserve">(Federal Aviation Administration, 2024a)</w:t>
+      </w:r>
+      <w:r>
+        <w:t xml:space="preserve">. Together, these efforts</w:t>
+      </w:r>
+      <w:r>
+        <w:t xml:space="preserve"> </w:t>
+      </w:r>
+      <w:r>
+        <w:t xml:space="preserve">motivate AeroFlux as a lightweight, SWIM-native experimentation platform that</w:t>
+      </w:r>
+      <w:r>
+        <w:t xml:space="preserve"> </w:t>
+      </w:r>
+      <w:r>
+        <w:t xml:space="preserve">connects real-time data fusion, propagation-aware ML, replay, and</w:t>
+      </w:r>
+      <w:r>
+        <w:t xml:space="preserve"> </w:t>
+      </w:r>
+      <w:r>
+        <w:t xml:space="preserve">explainable/agentic analysis rather than treating delay prediction as a</w:t>
+      </w:r>
+      <w:r>
+        <w:t xml:space="preserve"> </w:t>
+      </w:r>
+      <w:r>
+        <w:t xml:space="preserve">standalone model.</w:t>
+      </w:r>
+    </w:p>
+    <w:p>
+      <w:pPr>
+        <w:pStyle w:val="BodyText"/>
+      </w:pPr>
+      <w:r>
+        <w:rPr>
+          <w:b/>
+          <w:bCs/>
+        </w:rPr>
         <w:t xml:space="preserve">Relevance of this approach.</w:t>
       </w:r>
       <w:r>
@@ -1080,8 +1497,8 @@
         <w:t xml:space="preserve">agent — integrating capabilities that prior work often treats separately.</w:t>
       </w:r>
     </w:p>
-    <w:bookmarkEnd w:id="15"/>
-    <w:bookmarkStart w:id="21" w:name="data-and-fusion"/>
+    <w:bookmarkEnd w:id="16"/>
+    <w:bookmarkStart w:id="22" w:name="data-and-fusion"/>
     <w:p>
       <w:pPr>
         <w:pStyle w:val="Heading1"/>
@@ -1090,7 +1507,7 @@
         <w:t xml:space="preserve">3. Data and Fusion</w:t>
       </w:r>
     </w:p>
-    <w:bookmarkStart w:id="17" w:name="data-sources"/>
+    <w:bookmarkStart w:id="18" w:name="data-sources"/>
     <w:p>
       <w:pPr>
         <w:pStyle w:val="Heading2"/>
@@ -1266,7 +1683,7 @@
       <w:tr>
         <w:tc>
           <w:tcPr/>
-          <w:bookmarkStart w:id="16" w:name="tbl-datasets"/>
+          <w:bookmarkStart w:id="17" w:name="tbl-datasets"/>
           <w:p>
             <w:pPr>
               <w:jc w:val="center"/>
@@ -1732,13 +2149,13 @@
               </w:tc>
             </w:tr>
           </w:tbl>
-          <w:bookmarkEnd w:id="16"/>
+          <w:bookmarkEnd w:id="17"/>
           <w:p/>
         </w:tc>
       </w:tr>
     </w:tbl>
-    <w:bookmarkEnd w:id="17"/>
-    <w:bookmarkStart w:id="20" w:name="fusion-and-canonical-records"/>
+    <w:bookmarkEnd w:id="18"/>
+    <w:bookmarkStart w:id="21" w:name="fusion-and-canonical-records"/>
     <w:p>
       <w:pPr>
         <w:pStyle w:val="Heading2"/>
@@ -1808,7 +2225,7 @@
       <w:tr>
         <w:tc>
           <w:tcPr/>
-          <w:bookmarkStart w:id="18" w:name="lst-swim"/>
+          <w:bookmarkStart w:id="19" w:name="lst-swim"/>
           <w:p>
             <w:pPr>
               <w:jc w:val="center"/>
@@ -2116,7 +2533,7 @@
               <w:t xml:space="preserve">&gt;</w:t>
             </w:r>
           </w:p>
-          <w:bookmarkEnd w:id="18"/>
+          <w:bookmarkEnd w:id="19"/>
         </w:tc>
       </w:tr>
     </w:tbl>
@@ -2141,7 +2558,7 @@
       <w:tr>
         <w:tc>
           <w:tcPr/>
-          <w:bookmarkStart w:id="19" w:name="lst-record"/>
+          <w:bookmarkStart w:id="20" w:name="lst-record"/>
           <w:p>
             <w:pPr>
               <w:jc w:val="center"/>
@@ -2620,7 +3037,7 @@
               <w:t xml:space="preserve">}</w:t>
             </w:r>
           </w:p>
-          <w:bookmarkEnd w:id="19"/>
+          <w:bookmarkEnd w:id="20"/>
         </w:tc>
       </w:tr>
     </w:tbl>
@@ -2636,9 +3053,9 @@
         <w:t xml:space="preserve">TODO: expanded fusion description and tier diagram/figure.</w:t>
       </w:r>
     </w:p>
-    <w:bookmarkEnd w:id="20"/>
     <w:bookmarkEnd w:id="21"/>
-    <w:bookmarkStart w:id="33" w:name="methods"/>
+    <w:bookmarkEnd w:id="22"/>
+    <w:bookmarkStart w:id="34" w:name="methods"/>
     <w:p>
       <w:pPr>
         <w:pStyle w:val="Heading1"/>
@@ -2647,7 +3064,7 @@
         <w:t xml:space="preserve">4. Methods</w:t>
       </w:r>
     </w:p>
-    <w:bookmarkStart w:id="26" w:name="system-architecture"/>
+    <w:bookmarkStart w:id="27" w:name="system-architecture"/>
     <w:p>
       <w:pPr>
         <w:pStyle w:val="Heading2"/>
@@ -2669,7 +3086,7 @@
       <w:tr>
         <w:tc>
           <w:tcPr/>
-          <w:bookmarkStart w:id="25" w:name="fig-aeroflux-arch"/>
+          <w:bookmarkStart w:id="26" w:name="fig-aeroflux-arch"/>
           <w:p>
             <w:pPr>
               <w:pStyle w:val="Compact"/>
@@ -2680,18 +3097,18 @@
                 <wp:inline>
                   <wp:extent cx="5334000" cy="7108122"/>
                   <wp:effectExtent b="0" l="0" r="0" t="0"/>
-                  <wp:docPr descr="" title="" id="23" name="Picture"/>
+                  <wp:docPr descr="" title="" id="24" name="Picture"/>
                   <a:graphic>
                     <a:graphicData uri="http://schemas.openxmlformats.org/drawingml/2006/picture">
                       <pic:pic>
                         <pic:nvPicPr>
-                          <pic:cNvPr descr="images/design/aeroflux-arch-final.png" id="24" name="Picture"/>
+                          <pic:cNvPr descr="images/design/aeroflux-arch-final.png" id="25" name="Picture"/>
                           <pic:cNvPicPr>
                             <a:picLocks noChangeArrowheads="1" noChangeAspect="1"/>
                           </pic:cNvPicPr>
                         </pic:nvPicPr>
                         <pic:blipFill>
-                          <a:blip r:embed="rId22"/>
+                          <a:blip r:embed="rId23"/>
                           <a:stretch>
                             <a:fillRect/>
                           </a:stretch>
@@ -2731,7 +3148,7 @@
               <w:t xml:space="preserve">Figure 1: AeroFlux Stage 2 system architecture.</w:t>
             </w:r>
           </w:p>
-          <w:bookmarkEnd w:id="25"/>
+          <w:bookmarkEnd w:id="26"/>
         </w:tc>
       </w:tr>
     </w:tbl>
@@ -2747,8 +3164,8 @@
         <w:t xml:space="preserve">TODO: architecture prose.</w:t>
       </w:r>
     </w:p>
-    <w:bookmarkEnd w:id="26"/>
-    <w:bookmarkStart w:id="27" w:name="ingestion-and-streaming"/>
+    <w:bookmarkEnd w:id="27"/>
+    <w:bookmarkStart w:id="28" w:name="ingestion-and-streaming"/>
     <w:p>
       <w:pPr>
         <w:pStyle w:val="Heading2"/>
@@ -2769,8 +3186,8 @@
         <w:t xml:space="preserve">TODO: ingestion + streaming.</w:t>
       </w:r>
     </w:p>
-    <w:bookmarkEnd w:id="27"/>
-    <w:bookmarkStart w:id="28" w:name="feature-engineering"/>
+    <w:bookmarkEnd w:id="28"/>
+    <w:bookmarkStart w:id="29" w:name="feature-engineering"/>
     <w:p>
       <w:pPr>
         <w:pStyle w:val="Heading2"/>
@@ -2791,8 +3208,8 @@
         <w:t xml:space="preserve">TODO: feature engineering + the parity argument.</w:t>
       </w:r>
     </w:p>
-    <w:bookmarkEnd w:id="28"/>
-    <w:bookmarkStart w:id="29" w:name="modeling"/>
+    <w:bookmarkEnd w:id="29"/>
+    <w:bookmarkStart w:id="30" w:name="modeling"/>
     <w:p>
       <w:pPr>
         <w:pStyle w:val="Heading2"/>
@@ -2813,8 +3230,8 @@
         <w:t xml:space="preserve">TODO: models.</w:t>
       </w:r>
     </w:p>
-    <w:bookmarkEnd w:id="29"/>
-    <w:bookmarkStart w:id="30" w:name="training-and-validation-strategy"/>
+    <w:bookmarkEnd w:id="30"/>
+    <w:bookmarkStart w:id="31" w:name="training-and-validation-strategy"/>
     <w:p>
       <w:pPr>
         <w:pStyle w:val="Heading2"/>
@@ -2835,8 +3252,8 @@
         <w:t xml:space="preserve">TODO: train/test strategy, tuning, leakage prevention.</w:t>
       </w:r>
     </w:p>
-    <w:bookmarkEnd w:id="30"/>
-    <w:bookmarkStart w:id="31" w:name="live-prediction-evaluation"/>
+    <w:bookmarkEnd w:id="31"/>
+    <w:bookmarkStart w:id="32" w:name="live-prediction-evaluation"/>
     <w:p>
       <w:pPr>
         <w:pStyle w:val="Heading2"/>
@@ -2857,8 +3274,8 @@
         <w:t xml:space="preserve">TODO: live-eval methodology.</w:t>
       </w:r>
     </w:p>
-    <w:bookmarkEnd w:id="31"/>
-    <w:bookmarkStart w:id="32" w:name="agent-prototype"/>
+    <w:bookmarkEnd w:id="32"/>
+    <w:bookmarkStart w:id="33" w:name="agent-prototype"/>
     <w:p>
       <w:pPr>
         <w:pStyle w:val="Heading2"/>
@@ -2879,9 +3296,9 @@
         <w:t xml:space="preserve">TODO: agent prototype (coordinate with Ryan).</w:t>
       </w:r>
     </w:p>
-    <w:bookmarkEnd w:id="32"/>
     <w:bookmarkEnd w:id="33"/>
-    <w:bookmarkStart w:id="39" w:name="evaluation-and-results"/>
+    <w:bookmarkEnd w:id="34"/>
+    <w:bookmarkStart w:id="40" w:name="evaluation-and-results"/>
     <w:p>
       <w:pPr>
         <w:pStyle w:val="Heading1"/>
@@ -2904,7 +3321,7 @@
         <w:t xml:space="preserve">performance and system performance.</w:t>
       </w:r>
     </w:p>
-    <w:bookmarkStart w:id="35" w:name="predictive-performance"/>
+    <w:bookmarkStart w:id="36" w:name="predictive-performance"/>
     <w:p>
       <w:pPr>
         <w:pStyle w:val="Heading2"/>
@@ -2938,7 +3355,7 @@
       <w:tr>
         <w:tc>
           <w:tcPr/>
-          <w:bookmarkStart w:id="34" w:name="tbl-predictive"/>
+          <w:bookmarkStart w:id="35" w:name="tbl-predictive"/>
           <w:p>
             <w:pPr>
               <w:jc w:val="center"/>
@@ -3235,13 +3652,13 @@
               </w:tc>
             </w:tr>
           </w:tbl>
-          <w:bookmarkEnd w:id="34"/>
+          <w:bookmarkEnd w:id="35"/>
           <w:p/>
         </w:tc>
       </w:tr>
     </w:tbl>
-    <w:bookmarkEnd w:id="35"/>
-    <w:bookmarkStart w:id="36" w:name="feature-importance"/>
+    <w:bookmarkEnd w:id="36"/>
+    <w:bookmarkStart w:id="37" w:name="feature-importance"/>
     <w:p>
       <w:pPr>
         <w:pStyle w:val="Heading2"/>
@@ -3262,8 +3679,8 @@
         <w:t xml:space="preserve">TODO: feature importance figure + discussion.</w:t>
       </w:r>
     </w:p>
-    <w:bookmarkEnd w:id="36"/>
-    <w:bookmarkStart w:id="37" w:name="system-performance"/>
+    <w:bookmarkEnd w:id="37"/>
+    <w:bookmarkStart w:id="38" w:name="system-performance"/>
     <w:p>
       <w:pPr>
         <w:pStyle w:val="Heading2"/>
@@ -3284,8 +3701,8 @@
         <w:t xml:space="preserve">TODO: system performance table (baseline vs. achieved).</w:t>
       </w:r>
     </w:p>
-    <w:bookmarkEnd w:id="37"/>
-    <w:bookmarkStart w:id="38" w:name="expected-vs.-actual-performance-targets"/>
+    <w:bookmarkEnd w:id="38"/>
+    <w:bookmarkStart w:id="39" w:name="expected-vs.-actual-performance-targets"/>
     <w:p>
       <w:pPr>
         <w:pStyle w:val="Heading2"/>
@@ -3306,9 +3723,9 @@
         <w:t xml:space="preserve">TODO: targets vs. achieved table.</w:t>
       </w:r>
     </w:p>
-    <w:bookmarkEnd w:id="38"/>
     <w:bookmarkEnd w:id="39"/>
-    <w:bookmarkStart w:id="44" w:name="discussion"/>
+    <w:bookmarkEnd w:id="40"/>
+    <w:bookmarkStart w:id="45" w:name="discussion"/>
     <w:p>
       <w:pPr>
         <w:pStyle w:val="Heading1"/>
@@ -3317,7 +3734,7 @@
         <w:t xml:space="preserve">6. Discussion</w:t>
       </w:r>
     </w:p>
-    <w:bookmarkStart w:id="40" w:name="key-concepts-and-definitions"/>
+    <w:bookmarkStart w:id="41" w:name="key-concepts-and-definitions"/>
     <w:p>
       <w:pPr>
         <w:pStyle w:val="Heading2"/>
@@ -3338,8 +3755,8 @@
         <w:t xml:space="preserve">TODO: concepts + glossary.</w:t>
       </w:r>
     </w:p>
-    <w:bookmarkEnd w:id="40"/>
-    <w:bookmarkStart w:id="41" w:name="assumptions"/>
+    <w:bookmarkEnd w:id="41"/>
+    <w:bookmarkStart w:id="42" w:name="assumptions"/>
     <w:p>
       <w:pPr>
         <w:pStyle w:val="Heading2"/>
@@ -3360,8 +3777,8 @@
         <w:t xml:space="preserve">TODO: assumptions.</w:t>
       </w:r>
     </w:p>
-    <w:bookmarkEnd w:id="41"/>
-    <w:bookmarkStart w:id="42" w:name="limitations"/>
+    <w:bookmarkEnd w:id="42"/>
+    <w:bookmarkStart w:id="43" w:name="limitations"/>
     <w:p>
       <w:pPr>
         <w:pStyle w:val="Heading2"/>
@@ -3382,8 +3799,8 @@
         <w:t xml:space="preserve">TODO: limitations (distribution shift, censoring, coverage, parity gaps).</w:t>
       </w:r>
     </w:p>
-    <w:bookmarkEnd w:id="42"/>
-    <w:bookmarkStart w:id="43" w:name="what-was-proposed-vs.-delivered"/>
+    <w:bookmarkEnd w:id="43"/>
+    <w:bookmarkStart w:id="44" w:name="what-was-proposed-vs.-delivered"/>
     <w:p>
       <w:pPr>
         <w:pStyle w:val="Heading2"/>
@@ -3404,9 +3821,9 @@
         <w:t xml:space="preserve">TODO: proposed vs. delivered table.</w:t>
       </w:r>
     </w:p>
-    <w:bookmarkEnd w:id="43"/>
     <w:bookmarkEnd w:id="44"/>
-    <w:bookmarkStart w:id="46" w:name="technology-stack"/>
+    <w:bookmarkEnd w:id="45"/>
+    <w:bookmarkStart w:id="47" w:name="technology-stack"/>
     <w:p>
       <w:pPr>
         <w:pStyle w:val="Heading1"/>
@@ -3428,7 +3845,7 @@
       <w:tr>
         <w:tc>
           <w:tcPr/>
-          <w:bookmarkStart w:id="45" w:name="tbl-stack"/>
+          <w:bookmarkStart w:id="46" w:name="tbl-stack"/>
           <w:p>
             <w:pPr>
               <w:jc w:val="center"/>
@@ -3916,13 +4333,13 @@
               </w:tc>
             </w:tr>
           </w:tbl>
-          <w:bookmarkEnd w:id="45"/>
+          <w:bookmarkEnd w:id="46"/>
           <w:p/>
         </w:tc>
       </w:tr>
     </w:tbl>
-    <w:bookmarkEnd w:id="46"/>
-    <w:bookmarkStart w:id="47" w:name="conclusion-and-future-work"/>
+    <w:bookmarkEnd w:id="47"/>
+    <w:bookmarkStart w:id="48" w:name="conclusion-and-future-work"/>
     <w:p>
       <w:pPr>
         <w:pStyle w:val="Heading1"/>
@@ -3943,8 +4360,8 @@
         <w:t xml:space="preserve">TODO: conclusion + future work.</w:t>
       </w:r>
     </w:p>
-    <w:bookmarkEnd w:id="47"/>
-    <w:bookmarkStart w:id="101" w:name="references"/>
+    <w:bookmarkEnd w:id="48"/>
+    <w:bookmarkStart w:id="100" w:name="references"/>
     <w:p>
       <w:pPr>
         <w:pStyle w:val="Heading1"/>
@@ -3953,8 +4370,8 @@
         <w:t xml:space="preserve">References</w:t>
       </w:r>
     </w:p>
-    <w:bookmarkStart w:id="100" w:name="refs"/>
-    <w:bookmarkStart w:id="49" w:name="ref-adsblol"/>
+    <w:bookmarkStart w:id="99" w:name="refs"/>
+    <w:bookmarkStart w:id="50" w:name="ref-adsblol"/>
     <w:p>
       <w:pPr>
         <w:pStyle w:val="Bibliography"/>
@@ -4009,7 +4426,7 @@
       <w:r>
         <w:t xml:space="preserve"> </w:t>
       </w:r>
-      <w:hyperlink r:id="rId48">
+      <w:hyperlink r:id="rId49">
         <w:r>
           <w:rPr>
             <w:rStyle w:val="Hyperlink"/>
@@ -4021,8 +4438,8 @@
         <w:t xml:space="preserve">.</w:t>
       </w:r>
     </w:p>
-    <w:bookmarkEnd w:id="49"/>
-    <w:bookmarkStart w:id="51" w:name="ref-airplaneslive"/>
+    <w:bookmarkEnd w:id="50"/>
+    <w:bookmarkStart w:id="52" w:name="ref-airplaneslive"/>
     <w:p>
       <w:pPr>
         <w:pStyle w:val="Bibliography"/>
@@ -4077,7 +4494,7 @@
       <w:r>
         <w:t xml:space="preserve"> </w:t>
       </w:r>
-      <w:hyperlink r:id="rId50">
+      <w:hyperlink r:id="rId51">
         <w:r>
           <w:rPr>
             <w:rStyle w:val="Hyperlink"/>
@@ -4089,8 +4506,8 @@
         <w:t xml:space="preserve">.</w:t>
       </w:r>
     </w:p>
-    <w:bookmarkEnd w:id="51"/>
-    <w:bookmarkStart w:id="53" w:name="ref-airspaceIntelligencePrescience"/>
+    <w:bookmarkEnd w:id="52"/>
+    <w:bookmarkStart w:id="54" w:name="ref-airspaceIntelligencePrescience"/>
     <w:p>
       <w:pPr>
         <w:pStyle w:val="Bibliography"/>
@@ -4128,7 +4545,7 @@
       <w:r>
         <w:t xml:space="preserve"> </w:t>
       </w:r>
-      <w:hyperlink r:id="rId52">
+      <w:hyperlink r:id="rId53">
         <w:r>
           <w:rPr>
             <w:rStyle w:val="Hyperlink"/>
@@ -4137,8 +4554,8 @@
         </w:r>
       </w:hyperlink>
     </w:p>
-    <w:bookmarkEnd w:id="53"/>
-    <w:bookmarkStart w:id="54" w:name="ref-albassam2025flight"/>
+    <w:bookmarkEnd w:id="54"/>
+    <w:bookmarkStart w:id="55" w:name="ref-albassam2025flight"/>
     <w:p>
       <w:pPr>
         <w:pStyle w:val="Bibliography"/>
@@ -4173,8 +4590,8 @@
         <w:t xml:space="preserve">(12), e0335141.</w:t>
       </w:r>
     </w:p>
-    <w:bookmarkEnd w:id="54"/>
-    <w:bookmarkStart w:id="56" w:name="ref-amadeusFlightOps"/>
+    <w:bookmarkEnd w:id="55"/>
+    <w:bookmarkStart w:id="57" w:name="ref-amadeusFlightOps"/>
     <w:p>
       <w:pPr>
         <w:pStyle w:val="Bibliography"/>
@@ -4198,7 +4615,7 @@
       <w:r>
         <w:t xml:space="preserve"> </w:t>
       </w:r>
-      <w:hyperlink r:id="rId55">
+      <w:hyperlink r:id="rId56">
         <w:r>
           <w:rPr>
             <w:rStyle w:val="Hyperlink"/>
@@ -4207,8 +4624,8 @@
         </w:r>
       </w:hyperlink>
     </w:p>
-    <w:bookmarkEnd w:id="56"/>
-    <w:bookmarkStart w:id="58" w:name="ref-assaia_apronai"/>
+    <w:bookmarkEnd w:id="57"/>
+    <w:bookmarkStart w:id="59" w:name="ref-assaia_apronai"/>
     <w:p>
       <w:pPr>
         <w:pStyle w:val="Bibliography"/>
@@ -4239,7 +4656,7 @@
       <w:r>
         <w:t xml:space="preserve"> </w:t>
       </w:r>
-      <w:hyperlink r:id="rId57">
+      <w:hyperlink r:id="rId58">
         <w:r>
           <w:rPr>
             <w:rStyle w:val="Hyperlink"/>
@@ -4248,8 +4665,8 @@
         </w:r>
       </w:hyperlink>
     </w:p>
-    <w:bookmarkEnd w:id="58"/>
-    <w:bookmarkStart w:id="59" w:name="ref-beatty1999preliminary"/>
+    <w:bookmarkEnd w:id="59"/>
+    <w:bookmarkStart w:id="60" w:name="ref-beatty1999preliminary"/>
     <w:p>
       <w:pPr>
         <w:pStyle w:val="Bibliography"/>
@@ -4284,8 +4701,8 @@
         <w:t xml:space="preserve">(4), 259–270.</w:t>
       </w:r>
     </w:p>
-    <w:bookmarkEnd w:id="59"/>
-    <w:bookmarkStart w:id="60" w:name="ref-belcastro2016flight"/>
+    <w:bookmarkEnd w:id="60"/>
+    <w:bookmarkStart w:id="61" w:name="ref-belcastro2016flight"/>
     <w:p>
       <w:pPr>
         <w:pStyle w:val="Bibliography"/>
@@ -4320,8 +4737,8 @@
         <w:t xml:space="preserve">(1), 1–20.</w:t>
       </w:r>
     </w:p>
-    <w:bookmarkEnd w:id="60"/>
-    <w:bookmarkStart w:id="62" w:name="ref-bts_ontime"/>
+    <w:bookmarkEnd w:id="61"/>
+    <w:bookmarkStart w:id="63" w:name="ref-bts_ontime"/>
     <w:p>
       <w:pPr>
         <w:pStyle w:val="Bibliography"/>
@@ -4345,7 +4762,7 @@
       <w:r>
         <w:t xml:space="preserve"> </w:t>
       </w:r>
-      <w:hyperlink r:id="rId61">
+      <w:hyperlink r:id="rId62">
         <w:r>
           <w:rPr>
             <w:rStyle w:val="Hyperlink"/>
@@ -4357,8 +4774,8 @@
         <w:t xml:space="preserve">.</w:t>
       </w:r>
     </w:p>
-    <w:bookmarkEnd w:id="62"/>
-    <w:bookmarkStart w:id="64" w:name="ref-faa_tfdm_2020"/>
+    <w:bookmarkEnd w:id="63"/>
+    <w:bookmarkStart w:id="65" w:name="ref-faa_tfdm_2020"/>
     <w:p>
       <w:pPr>
         <w:pStyle w:val="Bibliography"/>
@@ -4396,7 +4813,7 @@
       <w:r>
         <w:t xml:space="preserve"> </w:t>
       </w:r>
-      <w:hyperlink r:id="rId63">
+      <w:hyperlink r:id="rId64">
         <w:r>
           <w:rPr>
             <w:rStyle w:val="Hyperlink"/>
@@ -4405,8 +4822,8 @@
         </w:r>
       </w:hyperlink>
     </w:p>
-    <w:bookmarkEnd w:id="64"/>
-    <w:bookmarkStart w:id="66" w:name="ref-faa2024airoadmap"/>
+    <w:bookmarkEnd w:id="65"/>
+    <w:bookmarkStart w:id="67" w:name="ref-faa2024airoadmap"/>
     <w:p>
       <w:pPr>
         <w:pStyle w:val="Bibliography"/>
@@ -4430,7 +4847,7 @@
       <w:r>
         <w:t xml:space="preserve"> </w:t>
       </w:r>
-      <w:hyperlink r:id="rId65">
+      <w:hyperlink r:id="rId66">
         <w:r>
           <w:rPr>
             <w:rStyle w:val="Hyperlink"/>
@@ -4439,8 +4856,8 @@
         </w:r>
       </w:hyperlink>
     </w:p>
-    <w:bookmarkEnd w:id="66"/>
-    <w:bookmarkStart w:id="68" w:name="ref-faa_swim"/>
+    <w:bookmarkEnd w:id="67"/>
+    <w:bookmarkStart w:id="69" w:name="ref-faa_swim"/>
     <w:p>
       <w:pPr>
         <w:pStyle w:val="Bibliography"/>
@@ -4478,7 +4895,7 @@
       <w:r>
         <w:t xml:space="preserve"> </w:t>
       </w:r>
-      <w:hyperlink r:id="rId67">
+      <w:hyperlink r:id="rId68">
         <w:r>
           <w:rPr>
             <w:rStyle w:val="Hyperlink"/>
@@ -4490,8 +4907,8 @@
         <w:t xml:space="preserve">.</w:t>
       </w:r>
     </w:p>
-    <w:bookmarkEnd w:id="68"/>
-    <w:bookmarkStart w:id="70" w:name="ref-faa_nextgen_2024"/>
+    <w:bookmarkEnd w:id="69"/>
+    <w:bookmarkStart w:id="71" w:name="ref-faa_nextgen_2024"/>
     <w:p>
       <w:pPr>
         <w:pStyle w:val="Bibliography"/>
@@ -4515,7 +4932,7 @@
       <w:r>
         <w:t xml:space="preserve"> </w:t>
       </w:r>
-      <w:hyperlink r:id="rId69">
+      <w:hyperlink r:id="rId70">
         <w:r>
           <w:rPr>
             <w:rStyle w:val="Hyperlink"/>
@@ -4524,8 +4941,8 @@
         </w:r>
       </w:hyperlink>
     </w:p>
-    <w:bookmarkEnd w:id="70"/>
-    <w:bookmarkStart w:id="72" w:name="ref-flightawareForesight"/>
+    <w:bookmarkEnd w:id="71"/>
+    <w:bookmarkStart w:id="73" w:name="ref-flightawareForesight"/>
     <w:p>
       <w:pPr>
         <w:pStyle w:val="Bibliography"/>
@@ -4549,7 +4966,7 @@
       <w:r>
         <w:t xml:space="preserve"> </w:t>
       </w:r>
-      <w:hyperlink r:id="rId71">
+      <w:hyperlink r:id="rId72">
         <w:r>
           <w:rPr>
             <w:rStyle w:val="Hyperlink"/>
@@ -4558,8 +4975,8 @@
         </w:r>
       </w:hyperlink>
     </w:p>
-    <w:bookmarkEnd w:id="72"/>
-    <w:bookmarkStart w:id="73" w:name="ref-kafle2016propagation"/>
+    <w:bookmarkEnd w:id="73"/>
+    <w:bookmarkStart w:id="74" w:name="ref-kafle2016propagation"/>
     <w:p>
       <w:pPr>
         <w:pStyle w:val="Bibliography"/>
@@ -4594,8 +5011,8 @@
         <w:t xml:space="preserve">, 520–542.</w:t>
       </w:r>
     </w:p>
-    <w:bookmarkEnd w:id="73"/>
-    <w:bookmarkStart w:id="75" w:name="ref-lauderdale2024nasDigitalTwin"/>
+    <w:bookmarkEnd w:id="74"/>
+    <w:bookmarkStart w:id="76" w:name="ref-lauderdale2024nasDigitalTwin"/>
     <w:p>
       <w:pPr>
         <w:pStyle w:val="Bibliography"/>
@@ -4631,7 +5048,7 @@
       <w:r>
         <w:t xml:space="preserve"> </w:t>
       </w:r>
-      <w:hyperlink r:id="rId74">
+      <w:hyperlink r:id="rId75">
         <w:r>
           <w:rPr>
             <w:rStyle w:val="Hyperlink"/>
@@ -4640,8 +5057,8 @@
         </w:r>
       </w:hyperlink>
     </w:p>
-    <w:bookmarkEnd w:id="75"/>
-    <w:bookmarkStart w:id="77" w:name="ref-lufthansa2025aiocc"/>
+    <w:bookmarkEnd w:id="76"/>
+    <w:bookmarkStart w:id="78" w:name="ref-lufthansa2025aiocc"/>
     <w:p>
       <w:pPr>
         <w:pStyle w:val="Bibliography"/>
@@ -4665,7 +5082,7 @@
       <w:r>
         <w:t xml:space="preserve"> </w:t>
       </w:r>
-      <w:hyperlink r:id="rId76">
+      <w:hyperlink r:id="rId77">
         <w:r>
           <w:rPr>
             <w:rStyle w:val="Hyperlink"/>
@@ -4674,8 +5091,8 @@
         </w:r>
       </w:hyperlink>
     </w:p>
-    <w:bookmarkEnd w:id="77"/>
-    <w:bookmarkStart w:id="79" w:name="ref-nasa2021atd2fuser"/>
+    <w:bookmarkEnd w:id="78"/>
+    <w:bookmarkStart w:id="80" w:name="ref-nasa2021atd2fuser"/>
     <w:p>
       <w:pPr>
         <w:pStyle w:val="Bibliography"/>
@@ -4713,7 +5130,7 @@
       <w:r>
         <w:t xml:space="preserve"> </w:t>
       </w:r>
-      <w:hyperlink r:id="rId78">
+      <w:hyperlink r:id="rId79">
         <w:r>
           <w:rPr>
             <w:rStyle w:val="Hyperlink"/>
@@ -4722,8 +5139,8 @@
         </w:r>
       </w:hyperlink>
     </w:p>
-    <w:bookmarkEnd w:id="79"/>
-    <w:bookmarkStart w:id="81" w:name="ref-ncei_isd"/>
+    <w:bookmarkEnd w:id="80"/>
+    <w:bookmarkStart w:id="82" w:name="ref-ncei_isd"/>
     <w:p>
       <w:pPr>
         <w:pStyle w:val="Bibliography"/>
@@ -4761,7 +5178,7 @@
       <w:r>
         <w:t xml:space="preserve"> </w:t>
       </w:r>
-      <w:hyperlink r:id="rId80">
+      <w:hyperlink r:id="rId81">
         <w:r>
           <w:rPr>
             <w:rStyle w:val="Hyperlink"/>
@@ -4773,8 +5190,8 @@
         <w:t xml:space="preserve">.</w:t>
       </w:r>
     </w:p>
-    <w:bookmarkEnd w:id="81"/>
-    <w:bookmarkStart w:id="83" w:name="ref-awc_metar"/>
+    <w:bookmarkEnd w:id="82"/>
+    <w:bookmarkStart w:id="84" w:name="ref-awc_metar"/>
     <w:p>
       <w:pPr>
         <w:pStyle w:val="Bibliography"/>
@@ -4840,7 +5257,7 @@
       <w:r>
         <w:t xml:space="preserve"> </w:t>
       </w:r>
-      <w:hyperlink r:id="rId82">
+      <w:hyperlink r:id="rId83">
         <w:r>
           <w:rPr>
             <w:rStyle w:val="Hyperlink"/>
@@ -4852,8 +5269,8 @@
         <w:t xml:space="preserve">.</w:t>
       </w:r>
     </w:p>
-    <w:bookmarkEnd w:id="83"/>
-    <w:bookmarkStart w:id="85" w:name="ref-openflights"/>
+    <w:bookmarkEnd w:id="84"/>
+    <w:bookmarkStart w:id="86" w:name="ref-openflights"/>
     <w:p>
       <w:pPr>
         <w:pStyle w:val="Bibliography"/>
@@ -4891,7 +5308,7 @@
       <w:r>
         <w:t xml:space="preserve"> </w:t>
       </w:r>
-      <w:hyperlink r:id="rId84">
+      <w:hyperlink r:id="rId85">
         <w:r>
           <w:rPr>
             <w:rStyle w:val="Hyperlink"/>
@@ -4903,8 +5320,8 @@
         <w:t xml:space="preserve">.</w:t>
       </w:r>
     </w:p>
-    <w:bookmarkEnd w:id="85"/>
-    <w:bookmarkStart w:id="87" w:name="ref-ourairports"/>
+    <w:bookmarkEnd w:id="86"/>
+    <w:bookmarkStart w:id="88" w:name="ref-ourairports"/>
     <w:p>
       <w:pPr>
         <w:pStyle w:val="Bibliography"/>
@@ -4942,7 +5359,7 @@
       <w:r>
         <w:t xml:space="preserve"> </w:t>
       </w:r>
-      <w:hyperlink r:id="rId86">
+      <w:hyperlink r:id="rId87">
         <w:r>
           <w:rPr>
             <w:rStyle w:val="Hyperlink"/>
@@ -4954,8 +5371,8 @@
         <w:t xml:space="preserve">.</w:t>
       </w:r>
     </w:p>
-    <w:bookmarkEnd w:id="87"/>
-    <w:bookmarkStart w:id="89" w:name="ref-pepper2026probabilisticTwin"/>
+    <w:bookmarkEnd w:id="88"/>
+    <w:bookmarkStart w:id="90" w:name="ref-pepper2026probabilisticTwin"/>
     <w:p>
       <w:pPr>
         <w:pStyle w:val="Bibliography"/>
@@ -5003,7 +5420,7 @@
       <w:r>
         <w:t xml:space="preserve"> </w:t>
       </w:r>
-      <w:hyperlink r:id="rId88">
+      <w:hyperlink r:id="rId89">
         <w:r>
           <w:rPr>
             <w:rStyle w:val="Hyperlink"/>
@@ -5012,8 +5429,8 @@
         </w:r>
       </w:hyperlink>
     </w:p>
-    <w:bookmarkEnd w:id="89"/>
-    <w:bookmarkStart w:id="91" w:name="ref-sabre_disruption_management"/>
+    <w:bookmarkEnd w:id="90"/>
+    <w:bookmarkStart w:id="92" w:name="ref-sabre_disruption_management"/>
     <w:p>
       <w:pPr>
         <w:pStyle w:val="Bibliography"/>
@@ -5037,7 +5454,7 @@
       <w:r>
         <w:t xml:space="preserve"> </w:t>
       </w:r>
-      <w:hyperlink r:id="rId90">
+      <w:hyperlink r:id="rId91">
         <w:r>
           <w:rPr>
             <w:rStyle w:val="Hyperlink"/>
@@ -5046,8 +5463,8 @@
         </w:r>
       </w:hyperlink>
     </w:p>
-    <w:bookmarkEnd w:id="91"/>
-    <w:bookmarkStart w:id="92" w:name="ref-schaefer2014opensky"/>
+    <w:bookmarkEnd w:id="92"/>
+    <w:bookmarkStart w:id="93" w:name="ref-schaefer2014opensky"/>
     <w:p>
       <w:pPr>
         <w:pStyle w:val="Bibliography"/>
@@ -5090,8 +5507,8 @@
         <w:t xml:space="preserve">, 83–94.</w:t>
       </w:r>
     </w:p>
-    <w:bookmarkEnd w:id="92"/>
-    <w:bookmarkStart w:id="94" w:name="ref-shelke2026flightsense"/>
+    <w:bookmarkEnd w:id="93"/>
+    <w:bookmarkStart w:id="95" w:name="ref-shelke2026flightsense"/>
     <w:p>
       <w:pPr>
         <w:pStyle w:val="Bibliography"/>
@@ -5164,7 +5581,7 @@
       <w:r>
         <w:t xml:space="preserve"> </w:t>
       </w:r>
-      <w:hyperlink r:id="rId93">
+      <w:hyperlink r:id="rId94">
         <w:r>
           <w:rPr>
             <w:rStyle w:val="Hyperlink"/>
@@ -5173,8 +5590,8 @@
         </w:r>
       </w:hyperlink>
     </w:p>
-    <w:bookmarkEnd w:id="94"/>
-    <w:bookmarkStart w:id="96" w:name="ref-sternberg2017review"/>
+    <w:bookmarkEnd w:id="95"/>
+    <w:bookmarkStart w:id="97" w:name="ref-sternberg2017review"/>
     <w:p>
       <w:pPr>
         <w:pStyle w:val="Bibliography"/>
@@ -5198,7 +5615,7 @@
       <w:r>
         <w:t xml:space="preserve"> </w:t>
       </w:r>
-      <w:hyperlink r:id="rId95">
+      <w:hyperlink r:id="rId96">
         <w:r>
           <w:rPr>
             <w:rStyle w:val="Hyperlink"/>
@@ -5207,79 +5624,45 @@
         </w:r>
       </w:hyperlink>
     </w:p>
-    <w:bookmarkEnd w:id="96"/>
-    <w:bookmarkStart w:id="98" w:name="ref-wilson2026flightdelay"/>
+    <w:bookmarkEnd w:id="97"/>
+    <w:bookmarkStart w:id="98" w:name="ref-wong2012survival"/>
     <w:p>
       <w:pPr>
         <w:pStyle w:val="Bibliography"/>
       </w:pPr>
       <w:r>
-        <w:t xml:space="preserve">Wilson, J., Nindra, K., Austin, I., &amp; Sokolow, V. (2026).</w:t>
-      </w:r>
-      <w:r>
-        <w:t xml:space="preserve"> </w:t>
-      </w:r>
-      <w:r>
-        <w:rPr>
-          <w:i/>
-          <w:iCs/>
-        </w:rPr>
-        <w:t xml:space="preserve">From prediction to digital twin: A propagation-aware machine learning framework for flight delay modeling</w:t>
-      </w:r>
-      <w:r>
-        <w:t xml:space="preserve">.</w:t>
-      </w:r>
-      <w:r>
-        <w:t xml:space="preserve"> </w:t>
-      </w:r>
-      <w:hyperlink r:id="rId97">
-        <w:r>
-          <w:rPr>
-            <w:rStyle w:val="Hyperlink"/>
-          </w:rPr>
-          <w:t xml:space="preserve">https://jonathanwilsonami.github.io/OR568_ML_Project/</w:t>
-        </w:r>
-      </w:hyperlink>
+        <w:t xml:space="preserve">Wong, J.-T., &amp; Tsai, S.-C. (2012). A survival model for flight delay propagation.</w:t>
+      </w:r>
+      <w:r>
+        <w:t xml:space="preserve"> </w:t>
+      </w:r>
+      <w:r>
+        <w:rPr>
+          <w:i/>
+          <w:iCs/>
+        </w:rPr>
+        <w:t xml:space="preserve">Journal of Air Transport Management</w:t>
+      </w:r>
+      <w:r>
+        <w:t xml:space="preserve">,</w:t>
+      </w:r>
+      <w:r>
+        <w:t xml:space="preserve"> </w:t>
+      </w:r>
+      <w:r>
+        <w:rPr>
+          <w:i/>
+          <w:iCs/>
+        </w:rPr>
+        <w:t xml:space="preserve">23</w:t>
+      </w:r>
+      <w:r>
+        <w:t xml:space="preserve">, 5–11.</w:t>
+      </w:r>
     </w:p>
     <w:bookmarkEnd w:id="98"/>
-    <w:bookmarkStart w:id="99" w:name="ref-wong2012survival"/>
-    <w:p>
-      <w:pPr>
-        <w:pStyle w:val="Bibliography"/>
-      </w:pPr>
-      <w:r>
-        <w:t xml:space="preserve">Wong, J.-T., &amp; Tsai, S.-C. (2012). A survival model for flight delay propagation.</w:t>
-      </w:r>
-      <w:r>
-        <w:t xml:space="preserve"> </w:t>
-      </w:r>
-      <w:r>
-        <w:rPr>
-          <w:i/>
-          <w:iCs/>
-        </w:rPr>
-        <w:t xml:space="preserve">Journal of Air Transport Management</w:t>
-      </w:r>
-      <w:r>
-        <w:t xml:space="preserve">,</w:t>
-      </w:r>
-      <w:r>
-        <w:t xml:space="preserve"> </w:t>
-      </w:r>
-      <w:r>
-        <w:rPr>
-          <w:i/>
-          <w:iCs/>
-        </w:rPr>
-        <w:t xml:space="preserve">23</w:t>
-      </w:r>
-      <w:r>
-        <w:t xml:space="preserve">, 5–11.</w:t>
-      </w:r>
-    </w:p>
     <w:bookmarkEnd w:id="99"/>
     <w:bookmarkEnd w:id="100"/>
-    <w:bookmarkEnd w:id="101"/>
     <w:sectPr>
       <w:footnotePr>
         <w:numRestart w:val="eachSect"/>

--- a/docs/aeroflux-final-paper.docx
+++ b/docs/aeroflux-final-paper.docx
@@ -36,10 +36,18 @@
     </w:p>
     <w:p>
       <w:pPr>
+        <w:pStyle w:val="Author"/>
+      </w:pPr>
+      <w:r>
+        <w:t xml:space="preserve">Et al.</w:t>
+      </w:r>
+    </w:p>
+    <w:p>
+      <w:pPr>
         <w:pStyle w:val="Date"/>
       </w:pPr>
       <w:r>
-        <w:t xml:space="preserve">August 20, 2026</w:t>
+        <w:t xml:space="preserve">November 1, 2026</w:t>
       </w:r>
     </w:p>
     <w:sdt>
@@ -71,6 +79,135 @@
     <w:tbl>
       <w:tblPr>
         <w:tblStyle w:val="Table"/>
+        <w:tblLook w:firstRow="0" w:lastRow="0" w:firstColumn="0" w:lastColumn="0" w:noHBand="0" w:noVBand="0" w:val="0000"/>
+        <w:tblBorders>
+          <w:top w:val="single" w:sz="4" w:space="0" w:color="EB9113"/>
+          <w:left w:val="single" w:sz="24" w:space="0" w:color="EB9113"/>
+          <w:bottom w:val="single" w:sz="4" w:space="0" w:color="EB9113"/>
+          <w:right w:val="single" w:sz="4" w:space="0" w:color="EB9113"/>
+        </w:tblBorders>
+        <w:tblCellMar>
+          <w:left w:w="144" w:type="dxa"/>
+          <w:right w:w="144" w:type="dxa"/>
+        </w:tblCellMar>
+        <w:tblLook w:firstRow="0" w:lastRow="0" w:firstColumn="0" w:lastColumn="0" w:noHBand="0" w:noVBand="0" w:val="0000"/>
+      </w:tblPr>
+      <w:tr>
+        <w:trPr>
+          <w:cantSplit/>
+        </w:trPr>
+        <w:tc>
+          <w:tcPr>
+            <w:shd w:color="auto" w:fill="fcefdc" w:val="clear"/>
+            <w:tcMar>
+              <w:top w:w="92" w:type="dxa"/>
+              <w:bottom w:w="92" w:type="dxa"/>
+            </w:tcMar>
+          </w:tcPr>
+          <w:p>
+            <w:pPr>
+              <w:pStyle w:val="FirstParagraph"/>
+            </w:pPr>
+            <w:pPr>
+              <w:spacing w:before="0" w:after="0"/>
+              <w:textAlignment w:val="center"/>
+            </w:pPr>
+            <w:r>
+              <w:drawing>
+                <wp:inline>
+                  <wp:extent cx="152400" cy="152400"/>
+                  <wp:effectExtent b="0" l="0" r="0" t="0"/>
+                  <wp:docPr descr="" title="" id="10" name="Picture"/>
+                  <a:graphic>
+                    <a:graphicData uri="http://schemas.openxmlformats.org/drawingml/2006/picture">
+                      <pic:pic>
+                        <pic:nvPicPr>
+                          <pic:cNvPr descr="/opt/quarto/share/formats/docx/warning.png" id="11" name="Picture"/>
+                          <pic:cNvPicPr>
+                            <a:picLocks noChangeArrowheads="1" noChangeAspect="1"/>
+                          </pic:cNvPicPr>
+                        </pic:nvPicPr>
+                        <pic:blipFill>
+                          <a:blip r:embed="rId9"/>
+                          <a:stretch>
+                            <a:fillRect/>
+                          </a:stretch>
+                        </pic:blipFill>
+                        <pic:spPr bwMode="auto">
+                          <a:xfrm>
+                            <a:off x="0" y="0"/>
+                            <a:ext cx="152400" cy="152400"/>
+                          </a:xfrm>
+                          <a:prstGeom prst="rect">
+                            <a:avLst/>
+                          </a:prstGeom>
+                          <a:noFill/>
+                          <a:ln w="9525">
+                            <a:noFill/>
+                            <a:headEnd/>
+                            <a:tailEnd/>
+                          </a:ln>
+                        </pic:spPr>
+                      </pic:pic>
+                    </a:graphicData>
+                  </a:graphic>
+                </wp:inline>
+              </w:drawing>
+            </w:r>
+            <w:r>
+              <w:t xml:space="preserve"> </w:t>
+            </w:r>
+            <w:r>
+              <w:t xml:space="preserve"> </w:t>
+            </w:r>
+            <w:r>
+              <w:t xml:space="preserve">🚧 Paper Under Construction</w:t>
+            </w:r>
+          </w:p>
+        </w:tc>
+      </w:tr>
+      <w:tr>
+        <w:trPr>
+          <w:cantSplit/>
+        </w:trPr>
+        <w:tc>
+          <w:tcPr>
+            <w:tcMar>
+              <w:top w:w="108" w:type="dxa"/>
+              <w:bottom w:w="108" w:type="dxa"/>
+            </w:tcMar>
+          </w:tcPr>
+          <w:p>
+            <w:pPr>
+              <w:pStyle w:val="BodyText"/>
+            </w:pPr>
+            <w:pPr>
+              <w:spacing w:before="16" w:after="16"/>
+            </w:pPr>
+            <w:r>
+              <w:t xml:space="preserve">Planned completion by</w:t>
+            </w:r>
+            <w:r>
+              <w:t xml:space="preserve"> </w:t>
+            </w:r>
+            <w:r>
+              <w:rPr>
+                <w:b/>
+                <w:bCs/>
+              </w:rPr>
+              <w:t xml:space="preserve">close of September 2026</w:t>
+            </w:r>
+            <w:r>
+              <w:t xml:space="preserve">.</w:t>
+            </w:r>
+          </w:p>
+          <w:p/>
+        </w:tc>
+      </w:tr>
+    </w:tbl>
+    <w:tbl>
+      <w:tblPr>
+        <w:tblStyle w:val="Table"/>
         <w:tblInd w:w="164" w:type="dxa"/>
         <w:tblBorders>
           <w:left w:val="single" w:sz="24" w:space="0" w:color="0758E5"/>
@@ -96,7 +233,7 @@
           </w:tcPr>
           <w:p>
             <w:pPr>
-              <w:pStyle w:val="FirstParagraph"/>
+              <w:pStyle w:val="BodyText"/>
             </w:pPr>
             <w:pPr>
               <w:spacing w:before="16" w:after="64"/>
@@ -163,7 +300,7 @@
         <w:br w:type="page"/>
       </w:r>
     </w:p>
-    <w:bookmarkStart w:id="9" w:name="abstract"/>
+    <w:bookmarkStart w:id="12" w:name="abstract"/>
     <w:p>
       <w:pPr>
         <w:pStyle w:val="Heading1"/>
@@ -184,8 +321,8 @@
         <w:t xml:space="preserve">TODO: abstract goes here (write last).</w:t>
       </w:r>
     </w:p>
-    <w:bookmarkEnd w:id="9"/>
-    <w:bookmarkStart w:id="15" w:name="introduction"/>
+    <w:bookmarkEnd w:id="12"/>
+    <w:bookmarkStart w:id="18" w:name="introduction"/>
     <w:p>
       <w:pPr>
         <w:pStyle w:val="Heading1"/>
@@ -324,7 +461,7 @@
         <w:t xml:space="preserve">forecasting, simulation, data science, and AI-assisted analysis.</w:t>
       </w:r>
     </w:p>
-    <w:bookmarkStart w:id="13" w:name="problem-statement"/>
+    <w:bookmarkStart w:id="16" w:name="problem-statement"/>
     <w:p>
       <w:pPr>
         <w:pStyle w:val="Heading2"/>
@@ -333,7 +470,7 @@
         <w:t xml:space="preserve">1.1 Problem Statement</w:t>
       </w:r>
     </w:p>
-    <w:bookmarkStart w:id="10" w:name="X365d72b8b52dc4ed766fb88d4ec525d91688ef5"/>
+    <w:bookmarkStart w:id="13" w:name="X365d72b8b52dc4ed766fb88d4ec525d91688ef5"/>
     <w:p>
       <w:pPr>
         <w:pStyle w:val="Heading3"/>
@@ -537,8 +674,8 @@
         <w:t xml:space="preserve">large, fast, noisy signals that must be fused and reasoned over in real time.</w:t>
       </w:r>
     </w:p>
-    <w:bookmarkEnd w:id="10"/>
-    <w:bookmarkStart w:id="11" w:name="contribution"/>
+    <w:bookmarkEnd w:id="13"/>
+    <w:bookmarkStart w:id="14" w:name="contribution"/>
     <w:p>
       <w:pPr>
         <w:pStyle w:val="Heading3"/>
@@ -728,8 +865,8 @@
         <w:t xml:space="preserve">safety-critical cyber-physical domains.</w:t>
       </w:r>
     </w:p>
-    <w:bookmarkEnd w:id="11"/>
-    <w:bookmarkStart w:id="12" w:name="scope-and-vision"/>
+    <w:bookmarkEnd w:id="14"/>
+    <w:bookmarkStart w:id="15" w:name="scope-and-vision"/>
     <w:p>
       <w:pPr>
         <w:pStyle w:val="Heading3"/>
@@ -904,9 +1041,9 @@
         <w:t xml:space="preserve">than intervening in the tactical safety loop.</w:t>
       </w:r>
     </w:p>
-    <w:bookmarkEnd w:id="12"/>
-    <w:bookmarkEnd w:id="13"/>
-    <w:bookmarkStart w:id="14" w:name="technical-challenges"/>
+    <w:bookmarkEnd w:id="15"/>
+    <w:bookmarkEnd w:id="16"/>
+    <w:bookmarkStart w:id="17" w:name="technical-challenges"/>
     <w:p>
       <w:pPr>
         <w:pStyle w:val="Heading2"/>
@@ -1008,9 +1145,9 @@
         <w:t xml:space="preserve">of this at demo quality on a portable, low-cost footprint.</w:t>
       </w:r>
     </w:p>
-    <w:bookmarkEnd w:id="14"/>
-    <w:bookmarkEnd w:id="15"/>
-    <w:bookmarkStart w:id="16" w:name="related-work"/>
+    <w:bookmarkEnd w:id="17"/>
+    <w:bookmarkEnd w:id="18"/>
+    <w:bookmarkStart w:id="19" w:name="related-work"/>
     <w:p>
       <w:pPr>
         <w:pStyle w:val="Heading1"/>
@@ -1497,8 +1634,8 @@
         <w:t xml:space="preserve">agent — integrating capabilities that prior work often treats separately.</w:t>
       </w:r>
     </w:p>
-    <w:bookmarkEnd w:id="16"/>
-    <w:bookmarkStart w:id="22" w:name="data-and-fusion"/>
+    <w:bookmarkEnd w:id="19"/>
+    <w:bookmarkStart w:id="25" w:name="data-and-fusion"/>
     <w:p>
       <w:pPr>
         <w:pStyle w:val="Heading1"/>
@@ -1507,7 +1644,7 @@
         <w:t xml:space="preserve">3. Data and Fusion</w:t>
       </w:r>
     </w:p>
-    <w:bookmarkStart w:id="18" w:name="data-sources"/>
+    <w:bookmarkStart w:id="21" w:name="data-sources"/>
     <w:p>
       <w:pPr>
         <w:pStyle w:val="Heading2"/>
@@ -1683,7 +1820,7 @@
       <w:tr>
         <w:tc>
           <w:tcPr/>
-          <w:bookmarkStart w:id="17" w:name="tbl-datasets"/>
+          <w:bookmarkStart w:id="20" w:name="tbl-datasets"/>
           <w:p>
             <w:pPr>
               <w:jc w:val="center"/>
@@ -2149,13 +2286,13 @@
               </w:tc>
             </w:tr>
           </w:tbl>
-          <w:bookmarkEnd w:id="17"/>
+          <w:bookmarkEnd w:id="20"/>
           <w:p/>
         </w:tc>
       </w:tr>
     </w:tbl>
-    <w:bookmarkEnd w:id="18"/>
-    <w:bookmarkStart w:id="21" w:name="fusion-and-canonical-records"/>
+    <w:bookmarkEnd w:id="21"/>
+    <w:bookmarkStart w:id="24" w:name="fusion-and-canonical-records"/>
     <w:p>
       <w:pPr>
         <w:pStyle w:val="Heading2"/>
@@ -2225,7 +2362,7 @@
       <w:tr>
         <w:tc>
           <w:tcPr/>
-          <w:bookmarkStart w:id="19" w:name="lst-swim"/>
+          <w:bookmarkStart w:id="22" w:name="lst-swim"/>
           <w:p>
             <w:pPr>
               <w:jc w:val="center"/>
@@ -2533,7 +2670,7 @@
               <w:t xml:space="preserve">&gt;</w:t>
             </w:r>
           </w:p>
-          <w:bookmarkEnd w:id="19"/>
+          <w:bookmarkEnd w:id="22"/>
         </w:tc>
       </w:tr>
     </w:tbl>
@@ -2558,7 +2695,7 @@
       <w:tr>
         <w:tc>
           <w:tcPr/>
-          <w:bookmarkStart w:id="20" w:name="lst-record"/>
+          <w:bookmarkStart w:id="23" w:name="lst-record"/>
           <w:p>
             <w:pPr>
               <w:jc w:val="center"/>
@@ -3037,7 +3174,7 @@
               <w:t xml:space="preserve">}</w:t>
             </w:r>
           </w:p>
-          <w:bookmarkEnd w:id="20"/>
+          <w:bookmarkEnd w:id="23"/>
         </w:tc>
       </w:tr>
     </w:tbl>
@@ -3053,9 +3190,9 @@
         <w:t xml:space="preserve">TODO: expanded fusion description and tier diagram/figure.</w:t>
       </w:r>
     </w:p>
-    <w:bookmarkEnd w:id="21"/>
-    <w:bookmarkEnd w:id="22"/>
-    <w:bookmarkStart w:id="34" w:name="methods"/>
+    <w:bookmarkEnd w:id="24"/>
+    <w:bookmarkEnd w:id="25"/>
+    <w:bookmarkStart w:id="37" w:name="methods"/>
     <w:p>
       <w:pPr>
         <w:pStyle w:val="Heading1"/>
@@ -3064,7 +3201,7 @@
         <w:t xml:space="preserve">4. Methods</w:t>
       </w:r>
     </w:p>
-    <w:bookmarkStart w:id="27" w:name="system-architecture"/>
+    <w:bookmarkStart w:id="30" w:name="system-architecture"/>
     <w:p>
       <w:pPr>
         <w:pStyle w:val="Heading2"/>
@@ -3086,7 +3223,7 @@
       <w:tr>
         <w:tc>
           <w:tcPr/>
-          <w:bookmarkStart w:id="26" w:name="fig-aeroflux-arch"/>
+          <w:bookmarkStart w:id="29" w:name="fig-aeroflux-arch"/>
           <w:p>
             <w:pPr>
               <w:pStyle w:val="Compact"/>
@@ -3097,18 +3234,18 @@
                 <wp:inline>
                   <wp:extent cx="5334000" cy="7108122"/>
                   <wp:effectExtent b="0" l="0" r="0" t="0"/>
-                  <wp:docPr descr="" title="" id="24" name="Picture"/>
+                  <wp:docPr descr="" title="" id="27" name="Picture"/>
                   <a:graphic>
                     <a:graphicData uri="http://schemas.openxmlformats.org/drawingml/2006/picture">
                       <pic:pic>
                         <pic:nvPicPr>
-                          <pic:cNvPr descr="images/design/aeroflux-arch-final.png" id="25" name="Picture"/>
+                          <pic:cNvPr descr="images/design/aeroflux-arch-final.png" id="28" name="Picture"/>
                           <pic:cNvPicPr>
                             <a:picLocks noChangeArrowheads="1" noChangeAspect="1"/>
                           </pic:cNvPicPr>
                         </pic:nvPicPr>
                         <pic:blipFill>
-                          <a:blip r:embed="rId23"/>
+                          <a:blip r:embed="rId26"/>
                           <a:stretch>
                             <a:fillRect/>
                           </a:stretch>
@@ -3148,7 +3285,7 @@
               <w:t xml:space="preserve">Figure 1: AeroFlux Stage 2 system architecture.</w:t>
             </w:r>
           </w:p>
-          <w:bookmarkEnd w:id="26"/>
+          <w:bookmarkEnd w:id="29"/>
         </w:tc>
       </w:tr>
     </w:tbl>
@@ -3164,8 +3301,8 @@
         <w:t xml:space="preserve">TODO: architecture prose.</w:t>
       </w:r>
     </w:p>
-    <w:bookmarkEnd w:id="27"/>
-    <w:bookmarkStart w:id="28" w:name="ingestion-and-streaming"/>
+    <w:bookmarkEnd w:id="30"/>
+    <w:bookmarkStart w:id="31" w:name="ingestion-and-streaming"/>
     <w:p>
       <w:pPr>
         <w:pStyle w:val="Heading2"/>
@@ -3186,8 +3323,8 @@
         <w:t xml:space="preserve">TODO: ingestion + streaming.</w:t>
       </w:r>
     </w:p>
-    <w:bookmarkEnd w:id="28"/>
-    <w:bookmarkStart w:id="29" w:name="feature-engineering"/>
+    <w:bookmarkEnd w:id="31"/>
+    <w:bookmarkStart w:id="32" w:name="feature-engineering"/>
     <w:p>
       <w:pPr>
         <w:pStyle w:val="Heading2"/>
@@ -3208,8 +3345,8 @@
         <w:t xml:space="preserve">TODO: feature engineering + the parity argument.</w:t>
       </w:r>
     </w:p>
-    <w:bookmarkEnd w:id="29"/>
-    <w:bookmarkStart w:id="30" w:name="modeling"/>
+    <w:bookmarkEnd w:id="32"/>
+    <w:bookmarkStart w:id="33" w:name="modeling"/>
     <w:p>
       <w:pPr>
         <w:pStyle w:val="Heading2"/>
@@ -3230,8 +3367,8 @@
         <w:t xml:space="preserve">TODO: models.</w:t>
       </w:r>
     </w:p>
-    <w:bookmarkEnd w:id="30"/>
-    <w:bookmarkStart w:id="31" w:name="training-and-validation-strategy"/>
+    <w:bookmarkEnd w:id="33"/>
+    <w:bookmarkStart w:id="34" w:name="training-and-validation-strategy"/>
     <w:p>
       <w:pPr>
         <w:pStyle w:val="Heading2"/>
@@ -3252,8 +3389,8 @@
         <w:t xml:space="preserve">TODO: train/test strategy, tuning, leakage prevention.</w:t>
       </w:r>
     </w:p>
-    <w:bookmarkEnd w:id="31"/>
-    <w:bookmarkStart w:id="32" w:name="live-prediction-evaluation"/>
+    <w:bookmarkEnd w:id="34"/>
+    <w:bookmarkStart w:id="35" w:name="live-prediction-evaluation"/>
     <w:p>
       <w:pPr>
         <w:pStyle w:val="Heading2"/>
@@ -3274,8 +3411,8 @@
         <w:t xml:space="preserve">TODO: live-eval methodology.</w:t>
       </w:r>
     </w:p>
-    <w:bookmarkEnd w:id="32"/>
-    <w:bookmarkStart w:id="33" w:name="agent-prototype"/>
+    <w:bookmarkEnd w:id="35"/>
+    <w:bookmarkStart w:id="36" w:name="agent-prototype"/>
     <w:p>
       <w:pPr>
         <w:pStyle w:val="Heading2"/>
@@ -3296,9 +3433,9 @@
         <w:t xml:space="preserve">TODO: agent prototype (coordinate with Ryan).</w:t>
       </w:r>
     </w:p>
-    <w:bookmarkEnd w:id="33"/>
-    <w:bookmarkEnd w:id="34"/>
-    <w:bookmarkStart w:id="40" w:name="evaluation-and-results"/>
+    <w:bookmarkEnd w:id="36"/>
+    <w:bookmarkEnd w:id="37"/>
+    <w:bookmarkStart w:id="43" w:name="evaluation-and-results"/>
     <w:p>
       <w:pPr>
         <w:pStyle w:val="Heading1"/>
@@ -3321,7 +3458,7 @@
         <w:t xml:space="preserve">performance and system performance.</w:t>
       </w:r>
     </w:p>
-    <w:bookmarkStart w:id="36" w:name="predictive-performance"/>
+    <w:bookmarkStart w:id="39" w:name="predictive-performance"/>
     <w:p>
       <w:pPr>
         <w:pStyle w:val="Heading2"/>
@@ -3355,7 +3492,7 @@
       <w:tr>
         <w:tc>
           <w:tcPr/>
-          <w:bookmarkStart w:id="35" w:name="tbl-predictive"/>
+          <w:bookmarkStart w:id="38" w:name="tbl-predictive"/>
           <w:p>
             <w:pPr>
               <w:jc w:val="center"/>
@@ -3652,13 +3789,13 @@
               </w:tc>
             </w:tr>
           </w:tbl>
-          <w:bookmarkEnd w:id="35"/>
+          <w:bookmarkEnd w:id="38"/>
           <w:p/>
         </w:tc>
       </w:tr>
     </w:tbl>
-    <w:bookmarkEnd w:id="36"/>
-    <w:bookmarkStart w:id="37" w:name="feature-importance"/>
+    <w:bookmarkEnd w:id="39"/>
+    <w:bookmarkStart w:id="40" w:name="feature-importance"/>
     <w:p>
       <w:pPr>
         <w:pStyle w:val="Heading2"/>
@@ -3679,8 +3816,8 @@
         <w:t xml:space="preserve">TODO: feature importance figure + discussion.</w:t>
       </w:r>
     </w:p>
-    <w:bookmarkEnd w:id="37"/>
-    <w:bookmarkStart w:id="38" w:name="system-performance"/>
+    <w:bookmarkEnd w:id="40"/>
+    <w:bookmarkStart w:id="41" w:name="system-performance"/>
     <w:p>
       <w:pPr>
         <w:pStyle w:val="Heading2"/>
@@ -3701,8 +3838,8 @@
         <w:t xml:space="preserve">TODO: system performance table (baseline vs. achieved).</w:t>
       </w:r>
     </w:p>
-    <w:bookmarkEnd w:id="38"/>
-    <w:bookmarkStart w:id="39" w:name="expected-vs.-actual-performance-targets"/>
+    <w:bookmarkEnd w:id="41"/>
+    <w:bookmarkStart w:id="42" w:name="expected-vs.-actual-performance-targets"/>
     <w:p>
       <w:pPr>
         <w:pStyle w:val="Heading2"/>
@@ -3723,9 +3860,9 @@
         <w:t xml:space="preserve">TODO: targets vs. achieved table.</w:t>
       </w:r>
     </w:p>
-    <w:bookmarkEnd w:id="39"/>
-    <w:bookmarkEnd w:id="40"/>
-    <w:bookmarkStart w:id="45" w:name="discussion"/>
+    <w:bookmarkEnd w:id="42"/>
+    <w:bookmarkEnd w:id="43"/>
+    <w:bookmarkStart w:id="48" w:name="discussion"/>
     <w:p>
       <w:pPr>
         <w:pStyle w:val="Heading1"/>
@@ -3734,7 +3871,7 @@
         <w:t xml:space="preserve">6. Discussion</w:t>
       </w:r>
     </w:p>
-    <w:bookmarkStart w:id="41" w:name="key-concepts-and-definitions"/>
+    <w:bookmarkStart w:id="44" w:name="key-concepts-and-definitions"/>
     <w:p>
       <w:pPr>
         <w:pStyle w:val="Heading2"/>
@@ -3755,8 +3892,8 @@
         <w:t xml:space="preserve">TODO: concepts + glossary.</w:t>
       </w:r>
     </w:p>
-    <w:bookmarkEnd w:id="41"/>
-    <w:bookmarkStart w:id="42" w:name="assumptions"/>
+    <w:bookmarkEnd w:id="44"/>
+    <w:bookmarkStart w:id="45" w:name="assumptions"/>
     <w:p>
       <w:pPr>
         <w:pStyle w:val="Heading2"/>
@@ -3777,8 +3914,8 @@
         <w:t xml:space="preserve">TODO: assumptions.</w:t>
       </w:r>
     </w:p>
-    <w:bookmarkEnd w:id="42"/>
-    <w:bookmarkStart w:id="43" w:name="limitations"/>
+    <w:bookmarkEnd w:id="45"/>
+    <w:bookmarkStart w:id="46" w:name="limitations"/>
     <w:p>
       <w:pPr>
         <w:pStyle w:val="Heading2"/>
@@ -3799,8 +3936,8 @@
         <w:t xml:space="preserve">TODO: limitations (distribution shift, censoring, coverage, parity gaps).</w:t>
       </w:r>
     </w:p>
-    <w:bookmarkEnd w:id="43"/>
-    <w:bookmarkStart w:id="44" w:name="what-was-proposed-vs.-delivered"/>
+    <w:bookmarkEnd w:id="46"/>
+    <w:bookmarkStart w:id="47" w:name="what-was-proposed-vs.-delivered"/>
     <w:p>
       <w:pPr>
         <w:pStyle w:val="Heading2"/>
@@ -3821,9 +3958,9 @@
         <w:t xml:space="preserve">TODO: proposed vs. delivered table.</w:t>
       </w:r>
     </w:p>
-    <w:bookmarkEnd w:id="44"/>
-    <w:bookmarkEnd w:id="45"/>
-    <w:bookmarkStart w:id="47" w:name="technology-stack"/>
+    <w:bookmarkEnd w:id="47"/>
+    <w:bookmarkEnd w:id="48"/>
+    <w:bookmarkStart w:id="50" w:name="technology-stack"/>
     <w:p>
       <w:pPr>
         <w:pStyle w:val="Heading1"/>
@@ -3845,7 +3982,7 @@
       <w:tr>
         <w:tc>
           <w:tcPr/>
-          <w:bookmarkStart w:id="46" w:name="tbl-stack"/>
+          <w:bookmarkStart w:id="49" w:name="tbl-stack"/>
           <w:p>
             <w:pPr>
               <w:jc w:val="center"/>
@@ -4333,13 +4470,13 @@
               </w:tc>
             </w:tr>
           </w:tbl>
-          <w:bookmarkEnd w:id="46"/>
+          <w:bookmarkEnd w:id="49"/>
           <w:p/>
         </w:tc>
       </w:tr>
     </w:tbl>
-    <w:bookmarkEnd w:id="47"/>
-    <w:bookmarkStart w:id="48" w:name="conclusion-and-future-work"/>
+    <w:bookmarkEnd w:id="50"/>
+    <w:bookmarkStart w:id="51" w:name="conclusion-and-future-work"/>
     <w:p>
       <w:pPr>
         <w:pStyle w:val="Heading1"/>
@@ -4360,8 +4497,8 @@
         <w:t xml:space="preserve">TODO: conclusion + future work.</w:t>
       </w:r>
     </w:p>
-    <w:bookmarkEnd w:id="48"/>
-    <w:bookmarkStart w:id="100" w:name="references"/>
+    <w:bookmarkEnd w:id="51"/>
+    <w:bookmarkStart w:id="103" w:name="references"/>
     <w:p>
       <w:pPr>
         <w:pStyle w:val="Heading1"/>
@@ -4370,8 +4507,8 @@
         <w:t xml:space="preserve">References</w:t>
       </w:r>
     </w:p>
-    <w:bookmarkStart w:id="99" w:name="refs"/>
-    <w:bookmarkStart w:id="50" w:name="ref-adsblol"/>
+    <w:bookmarkStart w:id="102" w:name="refs"/>
+    <w:bookmarkStart w:id="53" w:name="ref-adsblol"/>
     <w:p>
       <w:pPr>
         <w:pStyle w:val="Bibliography"/>
@@ -4426,7 +4563,7 @@
       <w:r>
         <w:t xml:space="preserve"> </w:t>
       </w:r>
-      <w:hyperlink r:id="rId49">
+      <w:hyperlink r:id="rId52">
         <w:r>
           <w:rPr>
             <w:rStyle w:val="Hyperlink"/>
@@ -4438,8 +4575,8 @@
         <w:t xml:space="preserve">.</w:t>
       </w:r>
     </w:p>
-    <w:bookmarkEnd w:id="50"/>
-    <w:bookmarkStart w:id="52" w:name="ref-airplaneslive"/>
+    <w:bookmarkEnd w:id="53"/>
+    <w:bookmarkStart w:id="55" w:name="ref-airplaneslive"/>
     <w:p>
       <w:pPr>
         <w:pStyle w:val="Bibliography"/>
@@ -4494,7 +4631,7 @@
       <w:r>
         <w:t xml:space="preserve"> </w:t>
       </w:r>
-      <w:hyperlink r:id="rId51">
+      <w:hyperlink r:id="rId54">
         <w:r>
           <w:rPr>
             <w:rStyle w:val="Hyperlink"/>
@@ -4506,8 +4643,8 @@
         <w:t xml:space="preserve">.</w:t>
       </w:r>
     </w:p>
-    <w:bookmarkEnd w:id="52"/>
-    <w:bookmarkStart w:id="54" w:name="ref-airspaceIntelligencePrescience"/>
+    <w:bookmarkEnd w:id="55"/>
+    <w:bookmarkStart w:id="57" w:name="ref-airspaceIntelligencePrescience"/>
     <w:p>
       <w:pPr>
         <w:pStyle w:val="Bibliography"/>
@@ -4545,7 +4682,7 @@
       <w:r>
         <w:t xml:space="preserve"> </w:t>
       </w:r>
-      <w:hyperlink r:id="rId53">
+      <w:hyperlink r:id="rId56">
         <w:r>
           <w:rPr>
             <w:rStyle w:val="Hyperlink"/>
@@ -4554,8 +4691,8 @@
         </w:r>
       </w:hyperlink>
     </w:p>
-    <w:bookmarkEnd w:id="54"/>
-    <w:bookmarkStart w:id="55" w:name="ref-albassam2025flight"/>
+    <w:bookmarkEnd w:id="57"/>
+    <w:bookmarkStart w:id="58" w:name="ref-albassam2025flight"/>
     <w:p>
       <w:pPr>
         <w:pStyle w:val="Bibliography"/>
@@ -4590,8 +4727,8 @@
         <w:t xml:space="preserve">(12), e0335141.</w:t>
       </w:r>
     </w:p>
-    <w:bookmarkEnd w:id="55"/>
-    <w:bookmarkStart w:id="57" w:name="ref-amadeusFlightOps"/>
+    <w:bookmarkEnd w:id="58"/>
+    <w:bookmarkStart w:id="60" w:name="ref-amadeusFlightOps"/>
     <w:p>
       <w:pPr>
         <w:pStyle w:val="Bibliography"/>
@@ -4615,7 +4752,7 @@
       <w:r>
         <w:t xml:space="preserve"> </w:t>
       </w:r>
-      <w:hyperlink r:id="rId56">
+      <w:hyperlink r:id="rId59">
         <w:r>
           <w:rPr>
             <w:rStyle w:val="Hyperlink"/>
@@ -4624,8 +4761,8 @@
         </w:r>
       </w:hyperlink>
     </w:p>
-    <w:bookmarkEnd w:id="57"/>
-    <w:bookmarkStart w:id="59" w:name="ref-assaia_apronai"/>
+    <w:bookmarkEnd w:id="60"/>
+    <w:bookmarkStart w:id="62" w:name="ref-assaia_apronai"/>
     <w:p>
       <w:pPr>
         <w:pStyle w:val="Bibliography"/>
@@ -4656,7 +4793,7 @@
       <w:r>
         <w:t xml:space="preserve"> </w:t>
       </w:r>
-      <w:hyperlink r:id="rId58">
+      <w:hyperlink r:id="rId61">
         <w:r>
           <w:rPr>
             <w:rStyle w:val="Hyperlink"/>
@@ -4665,8 +4802,8 @@
         </w:r>
       </w:hyperlink>
     </w:p>
-    <w:bookmarkEnd w:id="59"/>
-    <w:bookmarkStart w:id="60" w:name="ref-beatty1999preliminary"/>
+    <w:bookmarkEnd w:id="62"/>
+    <w:bookmarkStart w:id="63" w:name="ref-beatty1999preliminary"/>
     <w:p>
       <w:pPr>
         <w:pStyle w:val="Bibliography"/>
@@ -4701,8 +4838,8 @@
         <w:t xml:space="preserve">(4), 259–270.</w:t>
       </w:r>
     </w:p>
-    <w:bookmarkEnd w:id="60"/>
-    <w:bookmarkStart w:id="61" w:name="ref-belcastro2016flight"/>
+    <w:bookmarkEnd w:id="63"/>
+    <w:bookmarkStart w:id="64" w:name="ref-belcastro2016flight"/>
     <w:p>
       <w:pPr>
         <w:pStyle w:val="Bibliography"/>
@@ -4737,8 +4874,8 @@
         <w:t xml:space="preserve">(1), 1–20.</w:t>
       </w:r>
     </w:p>
-    <w:bookmarkEnd w:id="61"/>
-    <w:bookmarkStart w:id="63" w:name="ref-bts_ontime"/>
+    <w:bookmarkEnd w:id="64"/>
+    <w:bookmarkStart w:id="66" w:name="ref-bts_ontime"/>
     <w:p>
       <w:pPr>
         <w:pStyle w:val="Bibliography"/>
@@ -4762,7 +4899,7 @@
       <w:r>
         <w:t xml:space="preserve"> </w:t>
       </w:r>
-      <w:hyperlink r:id="rId62">
+      <w:hyperlink r:id="rId65">
         <w:r>
           <w:rPr>
             <w:rStyle w:val="Hyperlink"/>
@@ -4774,8 +4911,8 @@
         <w:t xml:space="preserve">.</w:t>
       </w:r>
     </w:p>
-    <w:bookmarkEnd w:id="63"/>
-    <w:bookmarkStart w:id="65" w:name="ref-faa_tfdm_2020"/>
+    <w:bookmarkEnd w:id="66"/>
+    <w:bookmarkStart w:id="68" w:name="ref-faa_tfdm_2020"/>
     <w:p>
       <w:pPr>
         <w:pStyle w:val="Bibliography"/>
@@ -4813,7 +4950,7 @@
       <w:r>
         <w:t xml:space="preserve"> </w:t>
       </w:r>
-      <w:hyperlink r:id="rId64">
+      <w:hyperlink r:id="rId67">
         <w:r>
           <w:rPr>
             <w:rStyle w:val="Hyperlink"/>
@@ -4822,8 +4959,8 @@
         </w:r>
       </w:hyperlink>
     </w:p>
-    <w:bookmarkEnd w:id="65"/>
-    <w:bookmarkStart w:id="67" w:name="ref-faa2024airoadmap"/>
+    <w:bookmarkEnd w:id="68"/>
+    <w:bookmarkStart w:id="70" w:name="ref-faa2024airoadmap"/>
     <w:p>
       <w:pPr>
         <w:pStyle w:val="Bibliography"/>
@@ -4847,7 +4984,7 @@
       <w:r>
         <w:t xml:space="preserve"> </w:t>
       </w:r>
-      <w:hyperlink r:id="rId66">
+      <w:hyperlink r:id="rId69">
         <w:r>
           <w:rPr>
             <w:rStyle w:val="Hyperlink"/>
@@ -4856,8 +4993,8 @@
         </w:r>
       </w:hyperlink>
     </w:p>
-    <w:bookmarkEnd w:id="67"/>
-    <w:bookmarkStart w:id="69" w:name="ref-faa_swim"/>
+    <w:bookmarkEnd w:id="70"/>
+    <w:bookmarkStart w:id="72" w:name="ref-faa_swim"/>
     <w:p>
       <w:pPr>
         <w:pStyle w:val="Bibliography"/>
@@ -4895,7 +5032,7 @@
       <w:r>
         <w:t xml:space="preserve"> </w:t>
       </w:r>
-      <w:hyperlink r:id="rId68">
+      <w:hyperlink r:id="rId71">
         <w:r>
           <w:rPr>
             <w:rStyle w:val="Hyperlink"/>
@@ -4907,8 +5044,8 @@
         <w:t xml:space="preserve">.</w:t>
       </w:r>
     </w:p>
-    <w:bookmarkEnd w:id="69"/>
-    <w:bookmarkStart w:id="71" w:name="ref-faa_nextgen_2024"/>
+    <w:bookmarkEnd w:id="72"/>
+    <w:bookmarkStart w:id="74" w:name="ref-faa_nextgen_2024"/>
     <w:p>
       <w:pPr>
         <w:pStyle w:val="Bibliography"/>
@@ -4932,7 +5069,7 @@
       <w:r>
         <w:t xml:space="preserve"> </w:t>
       </w:r>
-      <w:hyperlink r:id="rId70">
+      <w:hyperlink r:id="rId73">
         <w:r>
           <w:rPr>
             <w:rStyle w:val="Hyperlink"/>
@@ -4941,8 +5078,8 @@
         </w:r>
       </w:hyperlink>
     </w:p>
-    <w:bookmarkEnd w:id="71"/>
-    <w:bookmarkStart w:id="73" w:name="ref-flightawareForesight"/>
+    <w:bookmarkEnd w:id="74"/>
+    <w:bookmarkStart w:id="76" w:name="ref-flightawareForesight"/>
     <w:p>
       <w:pPr>
         <w:pStyle w:val="Bibliography"/>
@@ -4966,7 +5103,7 @@
       <w:r>
         <w:t xml:space="preserve"> </w:t>
       </w:r>
-      <w:hyperlink r:id="rId72">
+      <w:hyperlink r:id="rId75">
         <w:r>
           <w:rPr>
             <w:rStyle w:val="Hyperlink"/>
@@ -4975,8 +5112,8 @@
         </w:r>
       </w:hyperlink>
     </w:p>
-    <w:bookmarkEnd w:id="73"/>
-    <w:bookmarkStart w:id="74" w:name="ref-kafle2016propagation"/>
+    <w:bookmarkEnd w:id="76"/>
+    <w:bookmarkStart w:id="77" w:name="ref-kafle2016propagation"/>
     <w:p>
       <w:pPr>
         <w:pStyle w:val="Bibliography"/>
@@ -5011,8 +5148,8 @@
         <w:t xml:space="preserve">, 520–542.</w:t>
       </w:r>
     </w:p>
-    <w:bookmarkEnd w:id="74"/>
-    <w:bookmarkStart w:id="76" w:name="ref-lauderdale2024nasDigitalTwin"/>
+    <w:bookmarkEnd w:id="77"/>
+    <w:bookmarkStart w:id="79" w:name="ref-lauderdale2024nasDigitalTwin"/>
     <w:p>
       <w:pPr>
         <w:pStyle w:val="Bibliography"/>
@@ -5048,7 +5185,7 @@
       <w:r>
         <w:t xml:space="preserve"> </w:t>
       </w:r>
-      <w:hyperlink r:id="rId75">
+      <w:hyperlink r:id="rId78">
         <w:r>
           <w:rPr>
             <w:rStyle w:val="Hyperlink"/>
@@ -5057,8 +5194,8 @@
         </w:r>
       </w:hyperlink>
     </w:p>
-    <w:bookmarkEnd w:id="76"/>
-    <w:bookmarkStart w:id="78" w:name="ref-lufthansa2025aiocc"/>
+    <w:bookmarkEnd w:id="79"/>
+    <w:bookmarkStart w:id="81" w:name="ref-lufthansa2025aiocc"/>
     <w:p>
       <w:pPr>
         <w:pStyle w:val="Bibliography"/>
@@ -5082,7 +5219,7 @@
       <w:r>
         <w:t xml:space="preserve"> </w:t>
       </w:r>
-      <w:hyperlink r:id="rId77">
+      <w:hyperlink r:id="rId80">
         <w:r>
           <w:rPr>
             <w:rStyle w:val="Hyperlink"/>
@@ -5091,8 +5228,8 @@
         </w:r>
       </w:hyperlink>
     </w:p>
-    <w:bookmarkEnd w:id="78"/>
-    <w:bookmarkStart w:id="80" w:name="ref-nasa2021atd2fuser"/>
+    <w:bookmarkEnd w:id="81"/>
+    <w:bookmarkStart w:id="83" w:name="ref-nasa2021atd2fuser"/>
     <w:p>
       <w:pPr>
         <w:pStyle w:val="Bibliography"/>
@@ -5130,7 +5267,7 @@
       <w:r>
         <w:t xml:space="preserve"> </w:t>
       </w:r>
-      <w:hyperlink r:id="rId79">
+      <w:hyperlink r:id="rId82">
         <w:r>
           <w:rPr>
             <w:rStyle w:val="Hyperlink"/>
@@ -5139,8 +5276,8 @@
         </w:r>
       </w:hyperlink>
     </w:p>
-    <w:bookmarkEnd w:id="80"/>
-    <w:bookmarkStart w:id="82" w:name="ref-ncei_isd"/>
+    <w:bookmarkEnd w:id="83"/>
+    <w:bookmarkStart w:id="85" w:name="ref-ncei_isd"/>
     <w:p>
       <w:pPr>
         <w:pStyle w:val="Bibliography"/>
@@ -5178,7 +5315,7 @@
       <w:r>
         <w:t xml:space="preserve"> </w:t>
       </w:r>
-      <w:hyperlink r:id="rId81">
+      <w:hyperlink r:id="rId84">
         <w:r>
           <w:rPr>
             <w:rStyle w:val="Hyperlink"/>
@@ -5190,8 +5327,8 @@
         <w:t xml:space="preserve">.</w:t>
       </w:r>
     </w:p>
-    <w:bookmarkEnd w:id="82"/>
-    <w:bookmarkStart w:id="84" w:name="ref-awc_metar"/>
+    <w:bookmarkEnd w:id="85"/>
+    <w:bookmarkStart w:id="87" w:name="ref-awc_metar"/>
     <w:p>
       <w:pPr>
         <w:pStyle w:val="Bibliography"/>
@@ -5257,7 +5394,7 @@
       <w:r>
         <w:t xml:space="preserve"> </w:t>
       </w:r>
-      <w:hyperlink r:id="rId83">
+      <w:hyperlink r:id="rId86">
         <w:r>
           <w:rPr>
             <w:rStyle w:val="Hyperlink"/>
@@ -5269,8 +5406,8 @@
         <w:t xml:space="preserve">.</w:t>
       </w:r>
     </w:p>
-    <w:bookmarkEnd w:id="84"/>
-    <w:bookmarkStart w:id="86" w:name="ref-openflights"/>
+    <w:bookmarkEnd w:id="87"/>
+    <w:bookmarkStart w:id="89" w:name="ref-openflights"/>
     <w:p>
       <w:pPr>
         <w:pStyle w:val="Bibliography"/>
@@ -5308,7 +5445,7 @@
       <w:r>
         <w:t xml:space="preserve"> </w:t>
       </w:r>
-      <w:hyperlink r:id="rId85">
+      <w:hyperlink r:id="rId88">
         <w:r>
           <w:rPr>
             <w:rStyle w:val="Hyperlink"/>
@@ -5320,8 +5457,8 @@
         <w:t xml:space="preserve">.</w:t>
       </w:r>
     </w:p>
-    <w:bookmarkEnd w:id="86"/>
-    <w:bookmarkStart w:id="88" w:name="ref-ourairports"/>
+    <w:bookmarkEnd w:id="89"/>
+    <w:bookmarkStart w:id="91" w:name="ref-ourairports"/>
     <w:p>
       <w:pPr>
         <w:pStyle w:val="Bibliography"/>
@@ -5359,7 +5496,7 @@
       <w:r>
         <w:t xml:space="preserve"> </w:t>
       </w:r>
-      <w:hyperlink r:id="rId87">
+      <w:hyperlink r:id="rId90">
         <w:r>
           <w:rPr>
             <w:rStyle w:val="Hyperlink"/>
@@ -5371,8 +5508,8 @@
         <w:t xml:space="preserve">.</w:t>
       </w:r>
     </w:p>
-    <w:bookmarkEnd w:id="88"/>
-    <w:bookmarkStart w:id="90" w:name="ref-pepper2026probabilisticTwin"/>
+    <w:bookmarkEnd w:id="91"/>
+    <w:bookmarkStart w:id="93" w:name="ref-pepper2026probabilisticTwin"/>
     <w:p>
       <w:pPr>
         <w:pStyle w:val="Bibliography"/>
@@ -5420,7 +5557,7 @@
       <w:r>
         <w:t xml:space="preserve"> </w:t>
       </w:r>
-      <w:hyperlink r:id="rId89">
+      <w:hyperlink r:id="rId92">
         <w:r>
           <w:rPr>
             <w:rStyle w:val="Hyperlink"/>
@@ -5429,8 +5566,8 @@
         </w:r>
       </w:hyperlink>
     </w:p>
-    <w:bookmarkEnd w:id="90"/>
-    <w:bookmarkStart w:id="92" w:name="ref-sabre_disruption_management"/>
+    <w:bookmarkEnd w:id="93"/>
+    <w:bookmarkStart w:id="95" w:name="ref-sabre_disruption_management"/>
     <w:p>
       <w:pPr>
         <w:pStyle w:val="Bibliography"/>
@@ -5454,7 +5591,7 @@
       <w:r>
         <w:t xml:space="preserve"> </w:t>
       </w:r>
-      <w:hyperlink r:id="rId91">
+      <w:hyperlink r:id="rId94">
         <w:r>
           <w:rPr>
             <w:rStyle w:val="Hyperlink"/>
@@ -5463,8 +5600,8 @@
         </w:r>
       </w:hyperlink>
     </w:p>
-    <w:bookmarkEnd w:id="92"/>
-    <w:bookmarkStart w:id="93" w:name="ref-schaefer2014opensky"/>
+    <w:bookmarkEnd w:id="95"/>
+    <w:bookmarkStart w:id="96" w:name="ref-schaefer2014opensky"/>
     <w:p>
       <w:pPr>
         <w:pStyle w:val="Bibliography"/>
@@ -5507,8 +5644,8 @@
         <w:t xml:space="preserve">, 83–94.</w:t>
       </w:r>
     </w:p>
-    <w:bookmarkEnd w:id="93"/>
-    <w:bookmarkStart w:id="95" w:name="ref-shelke2026flightsense"/>
+    <w:bookmarkEnd w:id="96"/>
+    <w:bookmarkStart w:id="98" w:name="ref-shelke2026flightsense"/>
     <w:p>
       <w:pPr>
         <w:pStyle w:val="Bibliography"/>
@@ -5581,7 +5718,7 @@
       <w:r>
         <w:t xml:space="preserve"> </w:t>
       </w:r>
-      <w:hyperlink r:id="rId94">
+      <w:hyperlink r:id="rId97">
         <w:r>
           <w:rPr>
             <w:rStyle w:val="Hyperlink"/>
@@ -5590,8 +5727,8 @@
         </w:r>
       </w:hyperlink>
     </w:p>
-    <w:bookmarkEnd w:id="95"/>
-    <w:bookmarkStart w:id="97" w:name="ref-sternberg2017review"/>
+    <w:bookmarkEnd w:id="98"/>
+    <w:bookmarkStart w:id="100" w:name="ref-sternberg2017review"/>
     <w:p>
       <w:pPr>
         <w:pStyle w:val="Bibliography"/>
@@ -5615,7 +5752,7 @@
       <w:r>
         <w:t xml:space="preserve"> </w:t>
       </w:r>
-      <w:hyperlink r:id="rId96">
+      <w:hyperlink r:id="rId99">
         <w:r>
           <w:rPr>
             <w:rStyle w:val="Hyperlink"/>
@@ -5624,8 +5761,8 @@
         </w:r>
       </w:hyperlink>
     </w:p>
-    <w:bookmarkEnd w:id="97"/>
-    <w:bookmarkStart w:id="98" w:name="ref-wong2012survival"/>
+    <w:bookmarkEnd w:id="100"/>
+    <w:bookmarkStart w:id="101" w:name="ref-wong2012survival"/>
     <w:p>
       <w:pPr>
         <w:pStyle w:val="Bibliography"/>
@@ -5660,9 +5797,9 @@
         <w:t xml:space="preserve">, 5–11.</w:t>
       </w:r>
     </w:p>
-    <w:bookmarkEnd w:id="98"/>
-    <w:bookmarkEnd w:id="99"/>
-    <w:bookmarkEnd w:id="100"/>
+    <w:bookmarkEnd w:id="101"/>
+    <w:bookmarkEnd w:id="102"/>
+    <w:bookmarkEnd w:id="103"/>
     <w:sectPr>
       <w:footnotePr>
         <w:numRestart w:val="eachSect"/>
